--- a/docs/au-bank-insurance-platform/rule-packs/approval/Consent-and-Suitability-Rule-Packs-Compliance-Approval-Pack-v1.0.docx
+++ b/docs/au-bank-insurance-platform/rule-packs/approval/Consent-and-Suitability-Rule-Packs-Compliance-Approval-Pack-v1.0.docx
@@ -43,7 +43,7 @@
           <w:sz w:val="18"/>
           <w:szCs w:val="18"/>
         </w:rPr>
-        <w:t xml:space="preserve">Workstream WS-3  ·  Release R0  ·  Stage S02 Regulatory Framing</w:t>
+        <w:t xml:space="preserve">Consent and suitability controls for the first release</w:t>
       </w:r>
     </w:p>
     <w:p>
@@ -97,7 +97,7 @@
           <w:sz w:val="22"/>
           <w:szCs w:val="22"/>
         </w:rPr>
-        <w:t xml:space="preserve">Approval sought before development begins, to close GAP-006 and GAP-007 and pass gate criteria S02-G3 and S02-G4</w:t>
+        <w:t xml:space="preserve">Approval sought before development begins, on the rules that will govern how customer consent is captured and how product suitability is assessed</w:t>
       </w:r>
     </w:p>
     <w:tbl>
@@ -323,7 +323,7 @@
                 <w:sz w:val="18"/>
                 <w:szCs w:val="18"/>
               </w:rPr>
-              <w:t xml:space="preserve"> — Principal Insurance Platform Product Owner (Board 3)</w:t>
+              <w:t xml:space="preserve"> — Principal Insurance Platform Product Owner</w:t>
             </w:r>
           </w:p>
         </w:tc>
@@ -400,7 +400,7 @@
                 <w:sz w:val="18"/>
                 <w:szCs w:val="18"/>
               </w:rPr>
-              <w:t xml:space="preserve"> — Compliance &amp; Risk Head (Board 6). Human signature mandatory; no delegation to an automated reviewer.</w:t>
+              <w:t xml:space="preserve"> — Compliance &amp; Risk Head. A human signature is mandatory; this approval cannot be delegated to an automated reviewer.</w:t>
             </w:r>
           </w:p>
         </w:tc>
@@ -467,7 +467,7 @@
                 <w:sz w:val="18"/>
                 <w:szCs w:val="18"/>
               </w:rPr>
-              <w:t xml:space="preserve">Deepali (Security, Board 4) · Aarti (Database) · Swapnali (QA, Board 5) · Mahesh (Architecture, Board 1)</w:t>
+              <w:t xml:space="preserve">Deepali (Information Security) · Aarti (Data and Database) · Swapnali (Quality Assurance) · Mahesh (Solution Architecture)</w:t>
             </w:r>
           </w:p>
         </w:tc>
@@ -778,7 +778,7 @@
                 <w:sz w:val="18"/>
                 <w:szCs w:val="18"/>
               </w:rPr>
-              <w:t xml:space="preserve">Evidence level sought</w:t>
+              <w:t xml:space="preserve">What is being asked for</w:t>
             </w:r>
           </w:p>
         </w:tc>
@@ -808,7 +808,7 @@
                 <w:sz w:val="18"/>
                 <w:szCs w:val="18"/>
               </w:rPr>
-              <w:t xml:space="preserve">E2 — reviewed and signed</w:t>
+              <w:t xml:space="preserve">A signed conclusion on each section of each pack. Section 4 sets out precisely what that certifies and what it does not.</w:t>
             </w:r>
           </w:p>
         </w:tc>
@@ -875,7 +875,7 @@
                 <w:sz w:val="18"/>
                 <w:szCs w:val="18"/>
               </w:rPr>
-              <w:t xml:space="preserve">R0: Life products (Term, Savings/Endowment, ULIP) · existing-to-bank customers · relationship-manager-assisted · Group A insurers</w:t>
+              <w:t xml:space="preserve">The first release — Life products (Term, Savings/Endowment and unit-linked), sold to existing bank customers, assisted by a relationship manager, through the approved insurer panel</w:t>
             </w:r>
           </w:p>
         </w:tc>
@@ -988,6 +988,72 @@
                 <w:sz w:val="18"/>
                 <w:szCs w:val="18"/>
               </w:rPr>
+              <w:t xml:space="preserve">Internal references</w:t>
+            </w:r>
+          </w:p>
+        </w:tc>
+        <w:tc>
+          <w:tcPr>
+            <w:tcW w:type="dxa" w:w="7518"/>
+            <w:shd w:fill="F1F5F8" w:color="auto" w:val="clear"/>
+            <w:tcMar>
+              <w:top w:type="dxa" w:w="90"/>
+              <w:left w:type="dxa" w:w="130"/>
+              <w:bottom w:type="dxa" w:w="90"/>
+              <w:right w:type="dxa" w:w="130"/>
+            </w:tcMar>
+            <w:vAlign w:val="top"/>
+          </w:tcPr>
+          <w:p>
+            <w:pPr>
+              <w:spacing w:after="40" w:before="40" w:line="252"/>
+              <w:jc w:val="left"/>
+            </w:pPr>
+            <w:r>
+              <w:rPr>
+                <w:b w:val="false"/>
+                <w:bCs w:val="false"/>
+                <w:i w:val="false"/>
+                <w:iCs w:val="false"/>
+                <w:color w:val="222629"/>
+                <w:sz w:val="18"/>
+                <w:szCs w:val="18"/>
+              </w:rPr>
+              <w:t xml:space="preserve">This document is written for a reader outside the delivery organisation. Where an internal programme code is unavoidable it is explained where it appears, and all of them are listed in Appendix C.2.</w:t>
+            </w:r>
+          </w:p>
+        </w:tc>
+      </w:tr>
+      <w:tr>
+        <w:trPr>
+          <w:cantSplit/>
+        </w:trPr>
+        <w:tc>
+          <w:tcPr>
+            <w:tcW w:type="dxa" w:w="2120"/>
+            <w:tcMar>
+              <w:top w:type="dxa" w:w="90"/>
+              <w:left w:type="dxa" w:w="130"/>
+              <w:bottom w:type="dxa" w:w="90"/>
+              <w:right w:type="dxa" w:w="130"/>
+            </w:tcMar>
+            <w:vAlign w:val="top"/>
+          </w:tcPr>
+          <w:p>
+            <w:pPr>
+              <w:spacing w:after="40" w:before="40" w:line="252"/>
+              <w:jc w:val="left"/>
+            </w:pPr>
+            <w:r>
+              <w:rPr>
+                <w:b w:val="false"/>
+                <w:bCs w:val="false"/>
+                <w:i w:val="false"/>
+                <w:iCs w:val="false"/>
+                <w:color w:val="222629"/>
+                <w:sz w:val="18"/>
+                <w:szCs w:val="18"/>
+              </w:rPr>
               <w:t xml:space="preserve">Classification</w:t>
             </w:r>
           </w:p>
@@ -995,7 +1061,6 @@
         <w:tc>
           <w:tcPr>
             <w:tcW w:type="dxa" w:w="7518"/>
-            <w:shd w:fill="F1F5F8" w:color="auto" w:val="clear"/>
             <w:tcMar>
               <w:top w:type="dxa" w:w="90"/>
               <w:left w:type="dxa" w:w="130"/>
@@ -1492,7 +1557,7 @@
           <w:sz w:val="20"/>
           <w:szCs w:val="20"/>
         </w:rPr>
-        <w:t xml:space="preserve">Appendix C — Terms used in this document</w:t>
+        <w:t xml:space="preserve">Appendix C — Terms and internal references</w:t>
       </w:r>
     </w:p>
     <w:p>
@@ -1604,7 +1669,7 @@
           <w:sz w:val="20"/>
           <w:szCs w:val="20"/>
         </w:rPr>
-        <w:t xml:space="preserve">This is an approval sought before development, not a review of something already built. The two rule packs submitted here define how consent and suitability will work in the R0 insurance distribution journey. Both services are held behind a build freeze. Construction starts when this approval is given, and not before.</w:t>
+        <w:t xml:space="preserve">This is an approval sought before development, not a review of something already built. The two rule packs submitted here define how consent and suitability will work in the first release of the insurance distribution journey. Both are held behind a build freeze. Construction starts when this approval is given, and not before.</w:t>
       </w:r>
     </w:p>
     <w:p>
@@ -1883,7 +1948,7 @@
                 <w:sz w:val="18"/>
                 <w:szCs w:val="18"/>
               </w:rPr>
-              <w:t xml:space="preserve">Gate criterion S02-G3 met at evidence level E2. GAP-006 closes. The Consent Service enters construction.</w:t>
+              <w:t xml:space="preserve">The consent approval checkpoint for this stage is met, the blocking issue closes, and the Consent Service enters construction.</w:t>
             </w:r>
           </w:p>
         </w:tc>
@@ -2023,7 +2088,7 @@
                 <w:sz w:val="18"/>
                 <w:szCs w:val="18"/>
               </w:rPr>
-              <w:t xml:space="preserve">Gate criterion S02-G4 met at E2. GAP-007 closes. The Suitability Service and the quote path enter construction.</w:t>
+              <w:t xml:space="preserve">The suitability approval checkpoint is met, the blocking issue closes, and the Suitability Service and the quote path enter construction.</w:t>
             </w:r>
           </w:p>
         </w:tc>
@@ -2305,7 +2370,7 @@
           <w:sz w:val="20"/>
           <w:szCs w:val="20"/>
         </w:rPr>
-        <w:t xml:space="preserve">Two gaps have kept this platform out of construction: GAP-006, that the consent rules were not executable, and GAP-007, that the suitability content and override policy were unknown. Both are severity P0 and both freeze the build. Both are now answered in content. Neither is closed, because closure needs a Compliance signature and silence does not approve a pack.</w:t>
+        <w:t xml:space="preserve">Two unresolved issues have kept this platform out of construction. The first is that the consent rules were written as intentions rather than as rules anyone could test. The second is that the suitability content — the questions, the arithmetic and the override policy — had never been decided. Both are recorded at the programme’s highest severity, which means development cannot start while either is open. Both are now answered in content. Neither is closed, because closure needs a Compliance signature, and silence does not approve a pack.</w:t>
       </w:r>
     </w:p>
     <w:p>
@@ -2460,7 +2525,7 @@
                 <w:sz w:val="18"/>
                 <w:szCs w:val="18"/>
               </w:rPr>
-              <w:t xml:space="preserve">A Compliance signature at evidence level E2 on both packs. This is the only thing standing between the programme and gate criteria S02-G3 and S02-G4.</w:t>
+              <w:t xml:space="preserve">A signed Compliance conclusion on both packs. This is the only thing standing between the programme and the two approval checkpoints that release the build.</w:t>
             </w:r>
           </w:p>
         </w:tc>
@@ -2592,7 +2657,7 @@
                 <w:sz w:val="18"/>
                 <w:szCs w:val="18"/>
               </w:rPr>
-              <w:t xml:space="preserve">Ratification of the R0 override policy — that a NOT_SUITABLE outcome cannot be overridden by any actor, at any level, through any route.</w:t>
+              <w:t xml:space="preserve">Ratification of the override policy for the first release — that a NOT_SUITABLE outcome cannot be overridden by any actor, at any level, through any route.</w:t>
             </w:r>
           </w:p>
         </w:tc>
@@ -2768,7 +2833,7 @@
           <w:sz w:val="20"/>
           <w:szCs w:val="20"/>
         </w:rPr>
-        <w:t xml:space="preserve">The Consent Service and the Suitability Service sit on the critical path for R0. Neither can leave design while its rule pack is unapproved, and most of the journey depends on one or both.</w:t>
+        <w:t xml:space="preserve">The Consent Service and the Suitability Service sit on the critical path for the first release. Neither can leave design while its rule pack is unapproved, and most of the journey depends on one or both.</w:t>
       </w:r>
     </w:p>
     <w:p>
@@ -3190,7 +3255,7 @@
                 <w:sz w:val="18"/>
                 <w:szCs w:val="18"/>
               </w:rPr>
-              <w:t xml:space="preserve">Closes</w:t>
+              <w:t xml:space="preserve">Blocking issue it resolves</w:t>
             </w:r>
           </w:p>
         </w:tc>
@@ -3220,7 +3285,7 @@
                 <w:sz w:val="18"/>
                 <w:szCs w:val="18"/>
               </w:rPr>
-              <w:t xml:space="preserve">GAP-006 — severity P0, build-freeze</w:t>
+              <w:t xml:space="preserve">Consent rules not executable — highest severity; development cannot start while it is open</w:t>
             </w:r>
           </w:p>
         </w:tc>
@@ -3250,7 +3315,7 @@
                 <w:sz w:val="18"/>
                 <w:szCs w:val="18"/>
               </w:rPr>
-              <w:t xml:space="preserve">GAP-007 — severity P0, build-freeze</w:t>
+              <w:t xml:space="preserve">Suitability content and override policy unknown — highest severity; same effect</w:t>
             </w:r>
           </w:p>
         </w:tc>
@@ -3286,7 +3351,7 @@
                 <w:sz w:val="18"/>
                 <w:szCs w:val="18"/>
               </w:rPr>
-              <w:t xml:space="preserve">Gate criterion</w:t>
+              <w:t xml:space="preserve">Approval checkpoint</w:t>
             </w:r>
           </w:p>
         </w:tc>
@@ -3317,7 +3382,7 @@
                 <w:sz w:val="18"/>
                 <w:szCs w:val="18"/>
               </w:rPr>
-              <w:t xml:space="preserve">S02-G3, at evidence level E2</w:t>
+              <w:t xml:space="preserve">The consent approval checkpoint for this stage, which requires a rule pack reviewed and signed by Compliance</w:t>
             </w:r>
           </w:p>
         </w:tc>
@@ -3348,7 +3413,7 @@
                 <w:sz w:val="18"/>
                 <w:szCs w:val="18"/>
               </w:rPr>
-              <w:t xml:space="preserve">S02-G4, at evidence level E2</w:t>
+              <w:t xml:space="preserve">The suitability approval checkpoint, on identical terms</w:t>
             </w:r>
           </w:p>
         </w:tc>
@@ -3938,7 +4003,7 @@
           <w:sz w:val="20"/>
           <w:szCs w:val="20"/>
         </w:rPr>
-        <w:t xml:space="preserve">The programme’s governance model grades evidence, and grades it differently for definitions and for behaviour. A definition may be closed by a reviewed and signed document. A behaviour may only be closed by something that has actually been executed. This approval is the first kind, and it is a precondition for the second.</w:t>
+        <w:t xml:space="preserve">The programme distinguishes between a rule being written down and a rule being proven to work, and it requires different evidence for each. A definition can be closed by a document that a named person has read and signed. A behaviour can only be closed by something that has actually been run and observed. This approval is the first kind, and it is what allows the second to be attempted at all.</w:t>
       </w:r>
     </w:p>
     <w:p>
@@ -3962,9 +4027,9 @@
         </w:tblBorders>
       </w:tblPr>
       <w:tblGrid>
-        <w:gridCol w:w="964"/>
-        <w:gridCol w:w="2313"/>
-        <w:gridCol w:w="6361"/>
+        <w:gridCol w:w="2024"/>
+        <w:gridCol w:w="2506"/>
+        <w:gridCol w:w="5108"/>
       </w:tblGrid>
       <w:tr>
         <w:trPr>
@@ -3973,7 +4038,7 @@
         </w:trPr>
         <w:tc>
           <w:tcPr>
-            <w:tcW w:type="dxa" w:w="964"/>
+            <w:tcW w:type="dxa" w:w="2024"/>
             <w:shd w:fill="11304E" w:color="auto" w:val="clear"/>
             <w:tcMar>
               <w:top w:type="dxa" w:w="90"/>
@@ -3998,13 +4063,13 @@
                 <w:sz w:val="18"/>
                 <w:szCs w:val="18"/>
               </w:rPr>
-              <w:t xml:space="preserve">Level</w:t>
-            </w:r>
-          </w:p>
-        </w:tc>
-        <w:tc>
-          <w:tcPr>
-            <w:tcW w:type="dxa" w:w="2313"/>
+              <w:t xml:space="preserve">Strength of evidence</w:t>
+            </w:r>
+          </w:p>
+        </w:tc>
+        <w:tc>
+          <w:tcPr>
+            <w:tcW w:type="dxa" w:w="2506"/>
             <w:shd w:fill="11304E" w:color="auto" w:val="clear"/>
             <w:tcMar>
               <w:top w:type="dxa" w:w="90"/>
@@ -4029,13 +4094,13 @@
                 <w:sz w:val="18"/>
                 <w:szCs w:val="18"/>
               </w:rPr>
-              <w:t xml:space="preserve">Kind of evidence</w:t>
-            </w:r>
-          </w:p>
-        </w:tc>
-        <w:tc>
-          <w:tcPr>
-            <w:tcW w:type="dxa" w:w="6361"/>
+              <w:t xml:space="preserve">What it consists of</w:t>
+            </w:r>
+          </w:p>
+        </w:tc>
+        <w:tc>
+          <w:tcPr>
+            <w:tcW w:type="dxa" w:w="5108"/>
             <w:shd w:fill="11304E" w:color="auto" w:val="clear"/>
             <w:tcMar>
               <w:top w:type="dxa" w:w="90"/>
@@ -4060,7 +4125,7 @@
                 <w:sz w:val="18"/>
                 <w:szCs w:val="18"/>
               </w:rPr>
-              <w:t xml:space="preserve">What it means for this approval</w:t>
+              <w:t xml:space="preserve">Where it applies here</w:t>
             </w:r>
           </w:p>
         </w:tc>
@@ -4071,7 +4136,7 @@
         </w:trPr>
         <w:tc>
           <w:tcPr>
-            <w:tcW w:type="dxa" w:w="964"/>
+            <w:tcW w:type="dxa" w:w="2024"/>
             <w:tcMar>
               <w:top w:type="dxa" w:w="90"/>
               <w:left w:type="dxa" w:w="130"/>
@@ -4095,67 +4160,67 @@
                 <w:sz w:val="18"/>
                 <w:szCs w:val="18"/>
               </w:rPr>
-              <w:t xml:space="preserve">E0</w:t>
-            </w:r>
-          </w:p>
-        </w:tc>
-        <w:tc>
-          <w:tcPr>
-            <w:tcW w:type="dxa" w:w="2313"/>
-            <w:tcMar>
-              <w:top w:type="dxa" w:w="90"/>
-              <w:left w:type="dxa" w:w="130"/>
-              <w:bottom w:type="dxa" w:w="90"/>
-              <w:right w:type="dxa" w:w="130"/>
-            </w:tcMar>
-            <w:vAlign w:val="top"/>
-          </w:tcPr>
-          <w:p>
-            <w:pPr>
-              <w:spacing w:after="40" w:before="40" w:line="252"/>
-              <w:jc w:val="left"/>
-            </w:pPr>
-            <w:r>
-              <w:rPr>
-                <w:b w:val="false"/>
-                <w:bCs w:val="false"/>
-                <w:i w:val="false"/>
-                <w:iCs w:val="false"/>
-                <w:color w:val="222629"/>
-                <w:sz w:val="18"/>
-                <w:szCs w:val="18"/>
-              </w:rPr>
-              <w:t xml:space="preserve">Assertion</w:t>
-            </w:r>
-          </w:p>
-        </w:tc>
-        <w:tc>
-          <w:tcPr>
-            <w:tcW w:type="dxa" w:w="6361"/>
-            <w:tcMar>
-              <w:top w:type="dxa" w:w="90"/>
-              <w:left w:type="dxa" w:w="130"/>
-              <w:bottom w:type="dxa" w:w="90"/>
-              <w:right w:type="dxa" w:w="130"/>
-            </w:tcMar>
-            <w:vAlign w:val="top"/>
-          </w:tcPr>
-          <w:p>
-            <w:pPr>
-              <w:spacing w:after="40" w:before="40" w:line="252"/>
-              <w:jc w:val="left"/>
-            </w:pPr>
-            <w:r>
-              <w:rPr>
-                <w:b w:val="false"/>
-                <w:bCs w:val="false"/>
-                <w:i w:val="false"/>
-                <w:iCs w:val="false"/>
-                <w:color w:val="222629"/>
-                <w:sz w:val="18"/>
-                <w:szCs w:val="18"/>
-              </w:rPr>
-              <w:t xml:space="preserve">Never acceptable. "Compliance is comfortable" closes nothing.</w:t>
+              <w:t xml:space="preserve">Someone says so</w:t>
+            </w:r>
+          </w:p>
+        </w:tc>
+        <w:tc>
+          <w:tcPr>
+            <w:tcW w:type="dxa" w:w="2506"/>
+            <w:tcMar>
+              <w:top w:type="dxa" w:w="90"/>
+              <w:left w:type="dxa" w:w="130"/>
+              <w:bottom w:type="dxa" w:w="90"/>
+              <w:right w:type="dxa" w:w="130"/>
+            </w:tcMar>
+            <w:vAlign w:val="top"/>
+          </w:tcPr>
+          <w:p>
+            <w:pPr>
+              <w:spacing w:after="40" w:before="40" w:line="252"/>
+              <w:jc w:val="left"/>
+            </w:pPr>
+            <w:r>
+              <w:rPr>
+                <w:b w:val="false"/>
+                <w:bCs w:val="false"/>
+                <w:i w:val="false"/>
+                <w:iCs w:val="false"/>
+                <w:color w:val="222629"/>
+                <w:sz w:val="18"/>
+                <w:szCs w:val="18"/>
+              </w:rPr>
+              <w:t xml:space="preserve">An assurance, given verbally or in a status report</w:t>
+            </w:r>
+          </w:p>
+        </w:tc>
+        <w:tc>
+          <w:tcPr>
+            <w:tcW w:type="dxa" w:w="5108"/>
+            <w:tcMar>
+              <w:top w:type="dxa" w:w="90"/>
+              <w:left w:type="dxa" w:w="130"/>
+              <w:bottom w:type="dxa" w:w="90"/>
+              <w:right w:type="dxa" w:w="130"/>
+            </w:tcMar>
+            <w:vAlign w:val="top"/>
+          </w:tcPr>
+          <w:p>
+            <w:pPr>
+              <w:spacing w:after="40" w:before="40" w:line="252"/>
+              <w:jc w:val="left"/>
+            </w:pPr>
+            <w:r>
+              <w:rPr>
+                <w:b w:val="false"/>
+                <w:bCs w:val="false"/>
+                <w:i w:val="false"/>
+                <w:iCs w:val="false"/>
+                <w:color w:val="222629"/>
+                <w:sz w:val="18"/>
+                <w:szCs w:val="18"/>
+              </w:rPr>
+              <w:t xml:space="preserve">Never acceptable for anything. "Compliance is comfortable" closes nothing.</w:t>
             </w:r>
           </w:p>
         </w:tc>
@@ -4166,7 +4231,7 @@
         </w:trPr>
         <w:tc>
           <w:tcPr>
-            <w:tcW w:type="dxa" w:w="964"/>
+            <w:tcW w:type="dxa" w:w="2024"/>
             <w:shd w:fill="F1F5F8" w:color="auto" w:val="clear"/>
             <w:tcMar>
               <w:top w:type="dxa" w:w="90"/>
@@ -4191,69 +4256,69 @@
                 <w:sz w:val="18"/>
                 <w:szCs w:val="18"/>
               </w:rPr>
-              <w:t xml:space="preserve">E1</w:t>
-            </w:r>
-          </w:p>
-        </w:tc>
-        <w:tc>
-          <w:tcPr>
-            <w:tcW w:type="dxa" w:w="2313"/>
-            <w:shd w:fill="F1F5F8" w:color="auto" w:val="clear"/>
-            <w:tcMar>
-              <w:top w:type="dxa" w:w="90"/>
-              <w:left w:type="dxa" w:w="130"/>
-              <w:bottom w:type="dxa" w:w="90"/>
-              <w:right w:type="dxa" w:w="130"/>
-            </w:tcMar>
-            <w:vAlign w:val="top"/>
-          </w:tcPr>
-          <w:p>
-            <w:pPr>
-              <w:spacing w:after="40" w:before="40" w:line="252"/>
-              <w:jc w:val="left"/>
-            </w:pPr>
-            <w:r>
-              <w:rPr>
-                <w:b w:val="false"/>
-                <w:bCs w:val="false"/>
-                <w:i w:val="false"/>
-                <w:iCs w:val="false"/>
-                <w:color w:val="222629"/>
-                <w:sz w:val="18"/>
-                <w:szCs w:val="18"/>
-              </w:rPr>
-              <w:t xml:space="preserve">The artefact exists</w:t>
-            </w:r>
-          </w:p>
-        </w:tc>
-        <w:tc>
-          <w:tcPr>
-            <w:tcW w:type="dxa" w:w="6361"/>
-            <w:shd w:fill="F1F5F8" w:color="auto" w:val="clear"/>
-            <w:tcMar>
-              <w:top w:type="dxa" w:w="90"/>
-              <w:left w:type="dxa" w:w="130"/>
-              <w:bottom w:type="dxa" w:w="90"/>
-              <w:right w:type="dxa" w:w="130"/>
-            </w:tcMar>
-            <w:vAlign w:val="top"/>
-          </w:tcPr>
-          <w:p>
-            <w:pPr>
-              <w:spacing w:after="40" w:before="40" w:line="252"/>
-              <w:jc w:val="left"/>
-            </w:pPr>
-            <w:r>
-              <w:rPr>
-                <w:b w:val="false"/>
-                <w:bCs w:val="false"/>
-                <w:i w:val="false"/>
-                <w:iCs w:val="false"/>
-                <w:color w:val="222629"/>
-                <w:sz w:val="18"/>
-                <w:szCs w:val="18"/>
-              </w:rPr>
-              <w:t xml:space="preserve">Where the packs stand today. They are written and complete. This is not sufficient for S02-G3 or S02-G4.</w:t>
+              <w:t xml:space="preserve">The document exists</w:t>
+            </w:r>
+          </w:p>
+        </w:tc>
+        <w:tc>
+          <w:tcPr>
+            <w:tcW w:type="dxa" w:w="2506"/>
+            <w:shd w:fill="F1F5F8" w:color="auto" w:val="clear"/>
+            <w:tcMar>
+              <w:top w:type="dxa" w:w="90"/>
+              <w:left w:type="dxa" w:w="130"/>
+              <w:bottom w:type="dxa" w:w="90"/>
+              <w:right w:type="dxa" w:w="130"/>
+            </w:tcMar>
+            <w:vAlign w:val="top"/>
+          </w:tcPr>
+          <w:p>
+            <w:pPr>
+              <w:spacing w:after="40" w:before="40" w:line="252"/>
+              <w:jc w:val="left"/>
+            </w:pPr>
+            <w:r>
+              <w:rPr>
+                <w:b w:val="false"/>
+                <w:bCs w:val="false"/>
+                <w:i w:val="false"/>
+                <w:iCs w:val="false"/>
+                <w:color w:val="222629"/>
+                <w:sz w:val="18"/>
+                <w:szCs w:val="18"/>
+              </w:rPr>
+              <w:t xml:space="preserve">A written artefact, unreviewed</w:t>
+            </w:r>
+          </w:p>
+        </w:tc>
+        <w:tc>
+          <w:tcPr>
+            <w:tcW w:type="dxa" w:w="5108"/>
+            <w:shd w:fill="F1F5F8" w:color="auto" w:val="clear"/>
+            <w:tcMar>
+              <w:top w:type="dxa" w:w="90"/>
+              <w:left w:type="dxa" w:w="130"/>
+              <w:bottom w:type="dxa" w:w="90"/>
+              <w:right w:type="dxa" w:w="130"/>
+            </w:tcMar>
+            <w:vAlign w:val="top"/>
+          </w:tcPr>
+          <w:p>
+            <w:pPr>
+              <w:spacing w:after="40" w:before="40" w:line="252"/>
+              <w:jc w:val="left"/>
+            </w:pPr>
+            <w:r>
+              <w:rPr>
+                <w:b w:val="false"/>
+                <w:bCs w:val="false"/>
+                <w:i w:val="false"/>
+                <w:iCs w:val="false"/>
+                <w:color w:val="222629"/>
+                <w:sz w:val="18"/>
+                <w:szCs w:val="18"/>
+              </w:rPr>
+              <w:t xml:space="preserve">Where the two packs stand today. They are complete, and that on its own is not enough to release the build.</w:t>
             </w:r>
           </w:p>
         </w:tc>
@@ -4264,7 +4329,7 @@
         </w:trPr>
         <w:tc>
           <w:tcPr>
-            <w:tcW w:type="dxa" w:w="964"/>
+            <w:tcW w:type="dxa" w:w="2024"/>
             <w:tcMar>
               <w:top w:type="dxa" w:w="90"/>
               <w:left w:type="dxa" w:w="130"/>
@@ -4288,43 +4353,43 @@
                 <w:sz w:val="18"/>
                 <w:szCs w:val="18"/>
               </w:rPr>
-              <w:t xml:space="preserve">E2</w:t>
-            </w:r>
-          </w:p>
-        </w:tc>
-        <w:tc>
-          <w:tcPr>
-            <w:tcW w:type="dxa" w:w="2313"/>
-            <w:tcMar>
-              <w:top w:type="dxa" w:w="90"/>
-              <w:left w:type="dxa" w:w="130"/>
-              <w:bottom w:type="dxa" w:w="90"/>
-              <w:right w:type="dxa" w:w="130"/>
-            </w:tcMar>
-            <w:vAlign w:val="top"/>
-          </w:tcPr>
-          <w:p>
-            <w:pPr>
-              <w:spacing w:after="40" w:before="40" w:line="252"/>
-              <w:jc w:val="left"/>
-            </w:pPr>
-            <w:r>
-              <w:rPr>
-                <w:b w:val="false"/>
-                <w:bCs w:val="false"/>
-                <w:i w:val="false"/>
-                <w:iCs w:val="false"/>
-                <w:color w:val="222629"/>
-                <w:sz w:val="18"/>
-                <w:szCs w:val="18"/>
-              </w:rPr>
               <w:t xml:space="preserve">Reviewed and signed</w:t>
             </w:r>
           </w:p>
         </w:tc>
         <w:tc>
           <w:tcPr>
-            <w:tcW w:type="dxa" w:w="6361"/>
+            <w:tcW w:type="dxa" w:w="2506"/>
+            <w:tcMar>
+              <w:top w:type="dxa" w:w="90"/>
+              <w:left w:type="dxa" w:w="130"/>
+              <w:bottom w:type="dxa" w:w="90"/>
+              <w:right w:type="dxa" w:w="130"/>
+            </w:tcMar>
+            <w:vAlign w:val="top"/>
+          </w:tcPr>
+          <w:p>
+            <w:pPr>
+              <w:spacing w:after="40" w:before="40" w:line="252"/>
+              <w:jc w:val="left"/>
+            </w:pPr>
+            <w:r>
+              <w:rPr>
+                <w:b w:val="false"/>
+                <w:bCs w:val="false"/>
+                <w:i w:val="false"/>
+                <w:iCs w:val="false"/>
+                <w:color w:val="222629"/>
+                <w:sz w:val="18"/>
+                <w:szCs w:val="18"/>
+              </w:rPr>
+              <w:t xml:space="preserve">A named approver has read it and recorded a conclusion</w:t>
+            </w:r>
+          </w:p>
+        </w:tc>
+        <w:tc>
+          <w:tcPr>
+            <w:tcW w:type="dxa" w:w="5108"/>
             <w:tcMar>
               <w:top w:type="dxa" w:w="90"/>
               <w:left w:type="dxa" w:w="130"/>
@@ -4348,19 +4413,19 @@
                 <w:sz w:val="18"/>
                 <w:szCs w:val="18"/>
               </w:rPr>
-              <w:t xml:space="preserve">What this document requests.</w:t>
-            </w:r>
-            <w:r>
-              <w:rPr>
-                <w:b w:val="false"/>
-                <w:bCs w:val="false"/>
-                <w:i w:val="false"/>
-                <w:iCs w:val="false"/>
-                <w:color w:val="222629"/>
-                <w:sz w:val="18"/>
-                <w:szCs w:val="18"/>
-              </w:rPr>
-              <w:t xml:space="preserve"> A named Compliance approver has read the rules and recorded a conclusion against each section of each pack.</w:t>
+              <w:t xml:space="preserve">What this document asks for.</w:t>
+            </w:r>
+            <w:r>
+              <w:rPr>
+                <w:b w:val="false"/>
+                <w:bCs w:val="false"/>
+                <w:i w:val="false"/>
+                <w:iCs w:val="false"/>
+                <w:color w:val="222629"/>
+                <w:sz w:val="18"/>
+                <w:szCs w:val="18"/>
+              </w:rPr>
+              <w:t xml:space="preserve"> A named Compliance approver reads the rules and records accept, amend or reject against each section of each pack.</w:t>
             </w:r>
           </w:p>
         </w:tc>
@@ -4371,7 +4436,7 @@
         </w:trPr>
         <w:tc>
           <w:tcPr>
-            <w:tcW w:type="dxa" w:w="964"/>
+            <w:tcW w:type="dxa" w:w="2024"/>
             <w:shd w:fill="F1F5F8" w:color="auto" w:val="clear"/>
             <w:tcMar>
               <w:top w:type="dxa" w:w="90"/>
@@ -4396,69 +4461,69 @@
                 <w:sz w:val="18"/>
                 <w:szCs w:val="18"/>
               </w:rPr>
-              <w:t xml:space="preserve">E3 / E4</w:t>
-            </w:r>
-          </w:p>
-        </w:tc>
-        <w:tc>
-          <w:tcPr>
-            <w:tcW w:type="dxa" w:w="2313"/>
-            <w:shd w:fill="F1F5F8" w:color="auto" w:val="clear"/>
-            <w:tcMar>
-              <w:top w:type="dxa" w:w="90"/>
-              <w:left w:type="dxa" w:w="130"/>
-              <w:bottom w:type="dxa" w:w="90"/>
-              <w:right w:type="dxa" w:w="130"/>
-            </w:tcMar>
-            <w:vAlign w:val="top"/>
-          </w:tcPr>
-          <w:p>
-            <w:pPr>
-              <w:spacing w:after="40" w:before="40" w:line="252"/>
-              <w:jc w:val="left"/>
-            </w:pPr>
-            <w:r>
-              <w:rPr>
-                <w:b w:val="false"/>
-                <w:bCs w:val="false"/>
-                <w:i w:val="false"/>
-                <w:iCs w:val="false"/>
-                <w:color w:val="222629"/>
-                <w:sz w:val="18"/>
-                <w:szCs w:val="18"/>
-              </w:rPr>
-              <w:t xml:space="preserve">Executed, or executed and repeatable</w:t>
-            </w:r>
-          </w:p>
-        </w:tc>
-        <w:tc>
-          <w:tcPr>
-            <w:tcW w:type="dxa" w:w="6361"/>
-            <w:shd w:fill="F1F5F8" w:color="auto" w:val="clear"/>
-            <w:tcMar>
-              <w:top w:type="dxa" w:w="90"/>
-              <w:left w:type="dxa" w:w="130"/>
-              <w:bottom w:type="dxa" w:w="90"/>
-              <w:right w:type="dxa" w:w="130"/>
-            </w:tcMar>
-            <w:vAlign w:val="top"/>
-          </w:tcPr>
-          <w:p>
-            <w:pPr>
-              <w:spacing w:after="40" w:before="40" w:line="252"/>
-              <w:jc w:val="left"/>
-            </w:pPr>
-            <w:r>
-              <w:rPr>
-                <w:b w:val="false"/>
-                <w:bCs w:val="false"/>
-                <w:i w:val="false"/>
-                <w:iCs w:val="false"/>
-                <w:color w:val="222629"/>
-                <w:sz w:val="18"/>
-                <w:szCs w:val="18"/>
-              </w:rPr>
-              <w:t xml:space="preserve">Comes later, once the services are built and the controls are tested. Approval here is what allows that work to start; it does not stand in for it.</w:t>
+              <w:t xml:space="preserve">Run and observed</w:t>
+            </w:r>
+          </w:p>
+        </w:tc>
+        <w:tc>
+          <w:tcPr>
+            <w:tcW w:type="dxa" w:w="2506"/>
+            <w:shd w:fill="F1F5F8" w:color="auto" w:val="clear"/>
+            <w:tcMar>
+              <w:top w:type="dxa" w:w="90"/>
+              <w:left w:type="dxa" w:w="130"/>
+              <w:bottom w:type="dxa" w:w="90"/>
+              <w:right w:type="dxa" w:w="130"/>
+            </w:tcMar>
+            <w:vAlign w:val="top"/>
+          </w:tcPr>
+          <w:p>
+            <w:pPr>
+              <w:spacing w:after="40" w:before="40" w:line="252"/>
+              <w:jc w:val="left"/>
+            </w:pPr>
+            <w:r>
+              <w:rPr>
+                <w:b w:val="false"/>
+                <w:bCs w:val="false"/>
+                <w:i w:val="false"/>
+                <w:iCs w:val="false"/>
+                <w:color w:val="222629"/>
+                <w:sz w:val="18"/>
+                <w:szCs w:val="18"/>
+              </w:rPr>
+              <w:t xml:space="preserve">The control has been executed and the result captured, repeatably</w:t>
+            </w:r>
+          </w:p>
+        </w:tc>
+        <w:tc>
+          <w:tcPr>
+            <w:tcW w:type="dxa" w:w="5108"/>
+            <w:shd w:fill="F1F5F8" w:color="auto" w:val="clear"/>
+            <w:tcMar>
+              <w:top w:type="dxa" w:w="90"/>
+              <w:left w:type="dxa" w:w="130"/>
+              <w:bottom w:type="dxa" w:w="90"/>
+              <w:right w:type="dxa" w:w="130"/>
+            </w:tcMar>
+            <w:vAlign w:val="top"/>
+          </w:tcPr>
+          <w:p>
+            <w:pPr>
+              <w:spacing w:after="40" w:before="40" w:line="252"/>
+              <w:jc w:val="left"/>
+            </w:pPr>
+            <w:r>
+              <w:rPr>
+                <w:b w:val="false"/>
+                <w:bCs w:val="false"/>
+                <w:i w:val="false"/>
+                <w:iCs w:val="false"/>
+                <w:color w:val="222629"/>
+                <w:sz w:val="18"/>
+                <w:szCs w:val="18"/>
+              </w:rPr>
+              <w:t xml:space="preserve">Comes later, once the services are built and the controls are tested. Approval here is what allows that work to begin; it does not stand in for it.</w:t>
             </w:r>
           </w:p>
         </w:tc>
@@ -4953,6 +5018,80 @@
                 <w:szCs w:val="18"/>
               </w:rPr>
               <w:t xml:space="preserve">Written in capitals, for example CONSENT_EXPIRED. These are the machine-readable reasons a request is refused; the plain-language message shown to staff is given separately in Appendix A.11.</w:t>
+            </w:r>
+          </w:p>
+        </w:tc>
+      </w:tr>
+    </w:tbl>
+    <w:p>
+      <w:pPr>
+        <w:spacing w:after="120"/>
+      </w:pPr>
+      <w:r>
+        <w:t xml:space="preserve"/>
+      </w:r>
+    </w:p>
+    <w:tbl>
+      <w:tblPr>
+        <w:tblW w:type="dxa" w:w="9638"/>
+        <w:tblBorders>
+          <w:top w:val="none" w:color="FFFFFF" w:sz="0"/>
+          <w:left w:val="single" w:color="0F6E6E" w:sz="18"/>
+          <w:bottom w:val="none" w:color="FFFFFF" w:sz="0"/>
+          <w:right w:val="none" w:color="FFFFFF" w:sz="0"/>
+          <w:insideH w:val="none" w:color="FFFFFF" w:sz="0"/>
+          <w:insideV w:val="none" w:color="FFFFFF" w:sz="0"/>
+        </w:tblBorders>
+      </w:tblPr>
+      <w:tblGrid>
+        <w:gridCol w:w="9638"/>
+      </w:tblGrid>
+      <w:tr>
+        <w:tc>
+          <w:tcPr>
+            <w:tcW w:type="dxa" w:w="9638"/>
+            <w:shd w:fill="F1F5F8" w:color="auto" w:val="clear"/>
+            <w:tcMar>
+              <w:top w:type="dxa" w:w="140"/>
+              <w:left w:type="dxa" w:w="200"/>
+              <w:bottom w:type="dxa" w:w="140"/>
+              <w:right w:type="dxa" w:w="200"/>
+            </w:tcMar>
+          </w:tcPr>
+          <w:p>
+            <w:pPr>
+              <w:spacing w:after="60" w:before="0" w:line="276"/>
+              <w:jc w:val="left"/>
+            </w:pPr>
+            <w:r>
+              <w:rPr>
+                <w:b/>
+                <w:bCs/>
+                <w:i w:val="false"/>
+                <w:iCs w:val="false"/>
+                <w:color w:val="0F6E6E"/>
+                <w:sz w:val="20"/>
+                <w:szCs w:val="20"/>
+              </w:rPr>
+              <w:t xml:space="preserve">Internal codes</w:t>
+            </w:r>
+          </w:p>
+          <w:p>
+            <w:pPr>
+              <w:spacing w:after="0" w:before="0" w:line="276"/>
+              <w:jc w:val="left"/>
+            </w:pPr>
+            <w:r>
+              <w:rPr>
+                <w:b w:val="false"/>
+                <w:bCs w:val="false"/>
+                <w:i w:val="false"/>
+                <w:iCs w:val="false"/>
+                <w:color w:val="222629"/>
+                <w:sz w:val="20"/>
+                <w:szCs w:val="20"/>
+              </w:rPr>
+              <w:t xml:space="preserve">This document avoids the delivery organisation’s internal shorthand. Where a programme code could not sensibly be removed — the rule identifiers, and the identifier of the suitability algorithm — it is explained at the point it appears. Appendix C.2 lists every such code, what it means, and how this document refers to it instead. Nothing in this approval requires any of them to be known.</w:t>
             </w:r>
           </w:p>
         </w:tc>
@@ -5445,7 +5584,7 @@
                 <w:sz w:val="18"/>
                 <w:szCs w:val="18"/>
               </w:rPr>
-              <w:t xml:space="preserve">That data processing, solicitation, insurer sharing and servicing communications are the right set of consent events for R0, and that each blocks the journey at the point named.</w:t>
+              <w:t xml:space="preserve">That data processing, solicitation, insurer sharing and servicing communications are the right set of consent events for the first release, and that each blocks the journey at the point named.</w:t>
             </w:r>
           </w:p>
         </w:tc>
@@ -8917,7 +9056,7 @@
                 <w:sz w:val="18"/>
                 <w:szCs w:val="18"/>
               </w:rPr>
-              <w:t xml:space="preserve">That a NOT_SUITABLE outcome cannot be overridden by any actor at any level in R0 — no override route, no approval workflow, no configuration switch — and that the gate itself cannot be disabled by flag, configuration, environment setting or request header in any environment holding customer data.</w:t>
+              <w:t xml:space="preserve">That a NOT_SUITABLE outcome cannot be overridden by any actor at any level in the first release — no override route, no approval workflow, no configuration switch — and that the gate itself cannot be disabled by flag, configuration, environment setting or request header in any environment holding customer data.</w:t>
             </w:r>
           </w:p>
         </w:tc>
@@ -9760,7 +9899,7 @@
                 <w:sz w:val="20"/>
                 <w:szCs w:val="20"/>
               </w:rPr>
-              <w:t xml:space="preserve">SUIT-R38 — no override of a NOT_SUITABLE outcome in R0. A bank that makes overriding easy has an advisory process with a bypass button, and per-case exceptions to a suitability model are indistinguishable, at audit, from mis-selling: a model that is wrong for one customer is wrong for a population, and the remedy has to operate on the population. If Compliance and the Sponsor want a senior-authorisation path, the Product position is that it belongs in a later release with its own control design and its own evidence obligation, not as an amendment to this pack. The question is logged as OPEN-SUIT-02.</w:t>
+              <w:t xml:space="preserve">SUIT-R38 — no override of a NOT_SUITABLE outcome in the first release. A bank that makes overriding easy has an advisory process with a bypass button, and per-case exceptions to a suitability model are indistinguishable, at audit, from mis-selling: a model that is wrong for one customer is wrong for a population, and the remedy has to operate on the population. If Compliance and the executive sponsor want a senior-authorisation path, the Product position is that it belongs in a later release with its own control design and its own evidence obligation, not as an amendment to this pack. The question is logged as OPEN-SUIT-02.</w:t>
             </w:r>
           </w:p>
         </w:tc>
@@ -10667,7 +10806,7 @@
                 <w:sz w:val="18"/>
                 <w:szCs w:val="18"/>
               </w:rPr>
-              <w:t xml:space="preserve"> May insurer-sharing consent be captured up front as a panel-scoped consent naming every insurer on the R0 panel, with the customer’s later product selection binding it to one of them? See §9.</w:t>
+              <w:t xml:space="preserve"> May insurer-sharing consent be captured up front as a panel-scoped consent naming every insurer on the approved panel, with the customer’s later product selection binding it to one of them? See §9.</w:t>
             </w:r>
           </w:p>
         </w:tc>
@@ -11102,7 +11241,7 @@
                 <w:sz w:val="18"/>
                 <w:szCs w:val="18"/>
               </w:rPr>
-              <w:t xml:space="preserve">Never in R0. Revisit later only with a designed control, a named authority, and its own evidence obligation.</w:t>
+              <w:t xml:space="preserve">Never in the first release. Revisit later only with a designed control, a named authority, and its own evidence obligation.</w:t>
             </w:r>
           </w:p>
         </w:tc>
@@ -14843,7 +14982,7 @@
                 <w:sz w:val="18"/>
                 <w:szCs w:val="18"/>
               </w:rPr>
-              <w:t xml:space="preserve">Insurer-sharing consent MAY be captured as a panel-scoped consent that names every insurer on the R0 panel by legal entity name within the statement text, provided the scope is subsequently bound to exactly one of them by an explicit customer selection.</w:t>
+              <w:t xml:space="preserve">Insurer-sharing consent MAY be captured as a panel-scoped consent that names every insurer on the approved panel by legal entity name within the statement text, provided the scope is subsequently bound to exactly one of them by an explicit customer selection.</w:t>
             </w:r>
           </w:p>
         </w:tc>
@@ -16198,7 +16337,7 @@
           <w:sz w:val="20"/>
           <w:szCs w:val="20"/>
         </w:rPr>
-        <w:t xml:space="preserve">Approval of D1 and D2 does not discharge every obligation in the two packs. Three are conditions on later stages, and they are recorded here so that they are not lost when GAP-006 and GAP-007 close.</w:t>
+        <w:t xml:space="preserve">Approval of D1 and D2 does not discharge every obligation in the two packs. Three are conditions on later stages, and they are recorded here so that they are not lost when the two blocking issues close.</w:t>
       </w:r>
     </w:p>
     <w:p>
@@ -16731,7 +16870,7 @@
                 <w:sz w:val="18"/>
                 <w:szCs w:val="18"/>
               </w:rPr>
-              <w:t xml:space="preserve">Engineering foundation, then re-proven at the vertical slice</w:t>
+              <w:t xml:space="preserve">Before the gate code is accepted, and again when the first end-to-end journey is tested</w:t>
             </w:r>
           </w:p>
         </w:tc>
@@ -16925,7 +17064,7 @@
                 <w:sz w:val="18"/>
                 <w:szCs w:val="18"/>
               </w:rPr>
-              <w:t xml:space="preserve">Deepali — Security (Board 4)</w:t>
+              <w:t xml:space="preserve">Deepali — Information Security</w:t>
             </w:r>
           </w:p>
         </w:tc>
@@ -17118,7 +17257,7 @@
                 <w:sz w:val="18"/>
                 <w:szCs w:val="18"/>
               </w:rPr>
-              <w:t xml:space="preserve">Swapnali — QA (Board 5)</w:t>
+              <w:t xml:space="preserve">Swapnali — Quality Assurance</w:t>
             </w:r>
           </w:p>
         </w:tc>
@@ -17214,7 +17353,7 @@
                 <w:sz w:val="18"/>
                 <w:szCs w:val="18"/>
               </w:rPr>
-              <w:t xml:space="preserve">Mahesh — Architecture (Board 1)</w:t>
+              <w:t xml:space="preserve">Mahesh — Solution Architecture</w:t>
             </w:r>
           </w:p>
         </w:tc>
@@ -17763,7 +17902,7 @@
                 <w:sz w:val="18"/>
                 <w:szCs w:val="18"/>
               </w:rPr>
-              <w:t xml:space="preserve">GAP-006 and GAP-007 moved from content-complete, approval-pending to closed</w:t>
+              <w:t xml:space="preserve">The two blocking issues recorded as closed in the programme’s issue register</w:t>
             </w:r>
           </w:p>
         </w:tc>
@@ -17890,7 +18029,7 @@
                 <w:sz w:val="18"/>
                 <w:szCs w:val="18"/>
               </w:rPr>
-              <w:t xml:space="preserve">Gate criteria S02-G3 and S02-G4 recorded as met at evidence level E2, citing the signed packs</w:t>
+              <w:t xml:space="preserve">Both approval checkpoints recorded as met, citing the signed packs as the evidence</w:t>
             </w:r>
           </w:p>
         </w:tc>
@@ -17921,7 +18060,7 @@
                 <w:sz w:val="18"/>
                 <w:szCs w:val="18"/>
               </w:rPr>
-              <w:t xml:space="preserve">Kalpana</w:t>
+              <w:t xml:space="preserve">Kalpana (Delivery)</w:t>
             </w:r>
           </w:p>
         </w:tc>
@@ -18331,7 +18470,7 @@
                 <w:sz w:val="18"/>
                 <w:szCs w:val="18"/>
               </w:rPr>
-              <w:t xml:space="preserve">Vertical slice stage</w:t>
+              <w:t xml:space="preserve">When the first end-to-end journey runs</w:t>
             </w:r>
           </w:p>
         </w:tc>
@@ -18520,7 +18659,7 @@
                 <w:sz w:val="19"/>
                 <w:szCs w:val="19"/>
               </w:rPr>
-              <w:t xml:space="preserve">Compliance &amp; Risk, Board 6</w:t>
+              <w:t xml:space="preserve">Compliance &amp; Risk</w:t>
             </w:r>
           </w:p>
         </w:tc>
@@ -19027,7 +19166,7 @@
                 <w:sz w:val="19"/>
                 <w:szCs w:val="19"/>
               </w:rPr>
-              <w:t xml:space="preserve">Security, Board 4</w:t>
+              <w:t xml:space="preserve">Information Security</w:t>
             </w:r>
           </w:p>
         </w:tc>
@@ -19521,7 +19660,7 @@
                 <w:sz w:val="19"/>
                 <w:szCs w:val="19"/>
               </w:rPr>
-              <w:t xml:space="preserve">Database</w:t>
+              <w:t xml:space="preserve">Data and Database</w:t>
             </w:r>
           </w:p>
         </w:tc>
@@ -20015,7 +20154,7 @@
                 <w:sz w:val="19"/>
                 <w:szCs w:val="19"/>
               </w:rPr>
-              <w:t xml:space="preserve">QA, Board 5</w:t>
+              <w:t xml:space="preserve">Quality Assurance</w:t>
             </w:r>
           </w:p>
         </w:tc>
@@ -20509,7 +20648,7 @@
                 <w:sz w:val="19"/>
                 <w:szCs w:val="19"/>
               </w:rPr>
-              <w:t xml:space="preserve">Architecture, Board 1</w:t>
+              <w:t xml:space="preserve">Solution Architecture</w:t>
             </w:r>
           </w:p>
         </w:tc>
@@ -21069,7 +21208,7 @@
           <w:sz w:val="20"/>
           <w:szCs w:val="20"/>
         </w:rPr>
-        <w:t xml:space="preserve">Scope: R0 — relationship-manager-assisted Life distribution, existing-to-bank customers, Group A insurers. This appendix is the complete text of what Decision Schedule A approves.</w:t>
+        <w:t xml:space="preserve">Scope: the first release — Life distribution assisted by a relationship manager, to existing bank customers, through the approved insurer panel. This appendix is the complete text of what Decision Schedule A approves.</w:t>
       </w:r>
     </w:p>
     <w:p>
@@ -21085,7 +21224,7 @@
           <w:sz w:val="24"/>
           <w:szCs w:val="24"/>
         </w:rPr>
-        <w:t xml:space="preserve">A.1  Consent events in R0</w:t>
+        <w:t xml:space="preserve">A.1  Consent events in the first release</w:t>
       </w:r>
     </w:p>
     <w:p>
@@ -21103,7 +21242,7 @@
           <w:sz w:val="20"/>
           <w:szCs w:val="20"/>
         </w:rPr>
-        <w:t xml:space="preserve">Five consent events are defined; four are in scope for R0. Each has a code, a position in the journey, and an effect if it is absent. The position given is the earliest point at which the consent must exist — it may always be captured earlier, which is the subject of the proposal in §9.</w:t>
+        <w:t xml:space="preserve">Five consent events are defined; four are in scope for the first release. Each has a code, a position in the journey, and an effect if it is absent. The position given is the earliest point at which the consent must exist — it may always be captured earlier, which is the subject of the proposal in §9.</w:t>
       </w:r>
     </w:p>
     <w:tbl>
@@ -21281,7 +21420,7 @@
                 <w:sz w:val="18"/>
                 <w:szCs w:val="18"/>
               </w:rPr>
-              <w:t xml:space="preserve">In R0</w:t>
+              <w:t xml:space="preserve">In scope now</w:t>
             </w:r>
           </w:p>
         </w:tc>
@@ -23228,7 +23367,7 @@
           <w:sz w:val="20"/>
           <w:szCs w:val="20"/>
         </w:rPr>
-        <w:t xml:space="preserve">R0 ships in Indian English only. Additional languages follow in a later release.</w:t>
+        <w:t xml:space="preserve">The first release ships in Indian English only. Additional languages follow later.</w:t>
       </w:r>
     </w:p>
     <w:tbl>
@@ -33501,7 +33640,7 @@
                 <w:sz w:val="18"/>
                 <w:szCs w:val="18"/>
               </w:rPr>
-              <w:t xml:space="preserve">Vertical slice</w:t>
+              <w:t xml:space="preserve">First end-to-end test</w:t>
             </w:r>
           </w:p>
         </w:tc>
@@ -33630,7 +33769,7 @@
                 <w:sz w:val="18"/>
                 <w:szCs w:val="18"/>
               </w:rPr>
-              <w:t xml:space="preserve">Vertical slice</w:t>
+              <w:t xml:space="preserve">First end-to-end test</w:t>
             </w:r>
           </w:p>
         </w:tc>
@@ -33755,7 +33894,7 @@
                 <w:sz w:val="18"/>
                 <w:szCs w:val="18"/>
               </w:rPr>
-              <w:t xml:space="preserve">Vertical slice and hardening</w:t>
+              <w:t xml:space="preserve">First end-to-end test, then hardening before pilot</w:t>
             </w:r>
           </w:p>
         </w:tc>
@@ -33884,7 +34023,7 @@
                 <w:sz w:val="18"/>
                 <w:szCs w:val="18"/>
               </w:rPr>
-              <w:t xml:space="preserve">Vertical slice</w:t>
+              <w:t xml:space="preserve">First end-to-end test</w:t>
             </w:r>
           </w:p>
         </w:tc>
@@ -34009,7 +34148,7 @@
                 <w:sz w:val="18"/>
                 <w:szCs w:val="18"/>
               </w:rPr>
-              <w:t xml:space="preserve">Vertical slice</w:t>
+              <w:t xml:space="preserve">First end-to-end test</w:t>
             </w:r>
           </w:p>
         </w:tc>
@@ -34138,7 +34277,7 @@
                 <w:sz w:val="18"/>
                 <w:szCs w:val="18"/>
               </w:rPr>
-              <w:t xml:space="preserve">Infrastructure stage</w:t>
+              <w:t xml:space="preserve">Infrastructure build, before any customer record exists</w:t>
             </w:r>
           </w:p>
         </w:tc>
@@ -34263,7 +34402,7 @@
                 <w:sz w:val="18"/>
                 <w:szCs w:val="18"/>
               </w:rPr>
-              <w:t xml:space="preserve">Vertical slice</w:t>
+              <w:t xml:space="preserve">First end-to-end test</w:t>
             </w:r>
           </w:p>
         </w:tc>
@@ -34974,7 +35113,7 @@
           <w:sz w:val="20"/>
           <w:szCs w:val="20"/>
         </w:rPr>
-        <w:t xml:space="preserve">Scope: R0 — Life products (Term, Savings/Endowment, ULIP), existing-to-bank customers, relationship-manager-assisted. This appendix is the complete text of what Decision Schedule B approves.</w:t>
+        <w:t xml:space="preserve">Scope: the first release — Life products (Term, Savings/Endowment and unit-linked), sold to existing bank customers, assisted by a relationship manager. This appendix is the complete text of what Decision Schedule B approves.</w:t>
       </w:r>
     </w:p>
     <w:p>
@@ -47833,7 +47972,7 @@
                 <w:sz w:val="18"/>
                 <w:szCs w:val="18"/>
               </w:rPr>
-              <w:t xml:space="preserve">A not-suitable outcome MUST NOT be overridden by any actor at any level in R0. There is no override route, no approval workflow and no configuration switch. The quote is refused.</w:t>
+              <w:t xml:space="preserve">A not-suitable outcome MUST NOT be overridden by any actor at any level in the first release. There is no override route, no approval workflow and no configuration switch. The quote is refused.</w:t>
             </w:r>
           </w:p>
         </w:tc>
@@ -49727,7 +49866,7 @@
                 <w:sz w:val="18"/>
                 <w:szCs w:val="18"/>
               </w:rPr>
-              <w:t xml:space="preserve">Vertical slice</w:t>
+              <w:t xml:space="preserve">First end-to-end test</w:t>
             </w:r>
           </w:p>
         </w:tc>
@@ -49825,7 +49964,7 @@
                 <w:sz w:val="18"/>
                 <w:szCs w:val="18"/>
               </w:rPr>
-              <w:t xml:space="preserve">Vertical slice</w:t>
+              <w:t xml:space="preserve">First end-to-end test</w:t>
             </w:r>
           </w:p>
         </w:tc>
@@ -49920,7 +50059,7 @@
                 <w:sz w:val="18"/>
                 <w:szCs w:val="18"/>
               </w:rPr>
-              <w:t xml:space="preserve">Vertical slice</w:t>
+              <w:t xml:space="preserve">First end-to-end test</w:t>
             </w:r>
           </w:p>
         </w:tc>
@@ -50018,7 +50157,7 @@
                 <w:sz w:val="18"/>
                 <w:szCs w:val="18"/>
               </w:rPr>
-              <w:t xml:space="preserve">Vertical slice, with complete branch coverage</w:t>
+              <w:t xml:space="preserve">First end-to-end test, with complete branch coverage</w:t>
             </w:r>
           </w:p>
         </w:tc>
@@ -50113,7 +50252,7 @@
                 <w:sz w:val="18"/>
                 <w:szCs w:val="18"/>
               </w:rPr>
-              <w:t xml:space="preserve">Vertical slice</w:t>
+              <w:t xml:space="preserve">First end-to-end test</w:t>
             </w:r>
           </w:p>
         </w:tc>
@@ -50211,7 +50350,7 @@
                 <w:sz w:val="18"/>
                 <w:szCs w:val="18"/>
               </w:rPr>
-              <w:t xml:space="preserve">Vertical slice and hardening</w:t>
+              <w:t xml:space="preserve">First end-to-end test, then hardening before pilot</w:t>
             </w:r>
           </w:p>
         </w:tc>
@@ -50506,7 +50645,7 @@
                 <w:sz w:val="18"/>
                 <w:szCs w:val="18"/>
               </w:rPr>
-              <w:t xml:space="preserve">Whether a not-suitable outcome may ever be overridden with senior authorisation in a later release — the R0 position is never</w:t>
+              <w:t xml:space="preserve">Whether a not-suitable outcome may ever be overridden with senior authorisation in a later release — the position for the first release is never</w:t>
             </w:r>
           </w:p>
         </w:tc>
@@ -50537,7 +50676,7 @@
                 <w:sz w:val="18"/>
                 <w:szCs w:val="18"/>
               </w:rPr>
-              <w:t xml:space="preserve">Compliance with the Sponsor</w:t>
+              <w:t xml:space="preserve">Compliance with the executive sponsor</w:t>
             </w:r>
           </w:p>
         </w:tc>
@@ -50874,7 +51013,41 @@
           <w:sz w:val="30"/>
           <w:szCs w:val="30"/>
         </w:rPr>
-        <w:t xml:space="preserve">Appendix C — Terms used in this document</w:t>
+        <w:t xml:space="preserve">Appendix C — Terms and internal references</w:t>
+      </w:r>
+    </w:p>
+    <w:p>
+      <w:pPr>
+        <w:spacing w:after="120" w:before="0" w:line="276"/>
+        <w:jc w:val="left"/>
+      </w:pPr>
+      <w:r>
+        <w:rPr>
+          <w:b w:val="false"/>
+          <w:bCs w:val="false"/>
+          <w:i w:val="false"/>
+          <w:iCs w:val="false"/>
+          <w:color w:val="222629"/>
+          <w:sz w:val="20"/>
+          <w:szCs w:val="20"/>
+        </w:rPr>
+        <w:t xml:space="preserve">C.1 defines the terms used in the rules themselves. C.2 explains the programme codes that appear in this document — they are the labels the delivery organisation uses internally, and they are recorded here so that nothing in this document depends on knowing them.</w:t>
+      </w:r>
+    </w:p>
+    <w:p>
+      <w:pPr>
+        <w:pStyle w:val="Heading2"/>
+        <w:spacing w:after="120" w:before="300"/>
+      </w:pPr>
+      <w:r>
+        <w:rPr>
+          <w:b/>
+          <w:bCs/>
+          <w:color w:val="11304E"/>
+          <w:sz w:val="24"/>
+          <w:szCs w:val="24"/>
+        </w:rPr>
+        <w:t xml:space="preserve">C.1  Terms used in the rules</w:t>
       </w:r>
     </w:p>
     <w:tbl>
@@ -50890,8 +51063,8 @@
         </w:tblBorders>
       </w:tblPr>
       <w:tblGrid>
-        <w:gridCol w:w="2313"/>
-        <w:gridCol w:w="7325"/>
+        <w:gridCol w:w="2120"/>
+        <w:gridCol w:w="7518"/>
       </w:tblGrid>
       <w:tr>
         <w:trPr>
@@ -50900,7 +51073,7 @@
         </w:trPr>
         <w:tc>
           <w:tcPr>
-            <w:tcW w:type="dxa" w:w="2313"/>
+            <w:tcW w:type="dxa" w:w="2120"/>
             <w:shd w:fill="11304E" w:color="auto" w:val="clear"/>
             <w:tcMar>
               <w:top w:type="dxa" w:w="90"/>
@@ -50931,7 +51104,7 @@
         </w:tc>
         <w:tc>
           <w:tcPr>
-            <w:tcW w:type="dxa" w:w="7325"/>
+            <w:tcW w:type="dxa" w:w="7518"/>
             <w:shd w:fill="11304E" w:color="auto" w:val="clear"/>
             <w:tcMar>
               <w:top w:type="dxa" w:w="90"/>
@@ -50967,7 +51140,7 @@
         </w:trPr>
         <w:tc>
           <w:tcPr>
-            <w:tcW w:type="dxa" w:w="2313"/>
+            <w:tcW w:type="dxa" w:w="2120"/>
             <w:tcMar>
               <w:top w:type="dxa" w:w="90"/>
               <w:left w:type="dxa" w:w="130"/>
@@ -50997,31 +51170,31 @@
         </w:tc>
         <w:tc>
           <w:tcPr>
-            <w:tcW w:type="dxa" w:w="7325"/>
-            <w:tcMar>
-              <w:top w:type="dxa" w:w="90"/>
-              <w:left w:type="dxa" w:w="130"/>
-              <w:bottom w:type="dxa" w:w="90"/>
-              <w:right w:type="dxa" w:w="130"/>
-            </w:tcMar>
-            <w:vAlign w:val="top"/>
-          </w:tcPr>
-          <w:p>
-            <w:pPr>
-              <w:spacing w:after="40" w:before="40" w:line="252"/>
-              <w:jc w:val="left"/>
-            </w:pPr>
-            <w:r>
-              <w:rPr>
-                <w:b w:val="false"/>
-                <w:bCs w:val="false"/>
-                <w:i w:val="false"/>
-                <w:iCs w:val="false"/>
-                <w:color w:val="222629"/>
-                <w:sz w:val="18"/>
-                <w:szCs w:val="18"/>
-              </w:rPr>
-              <w:t xml:space="preserve">A completed suitability evaluation for one customer, carrying an outcome for each product class. Referred to as an evaluation in the rule identifiers.</w:t>
+            <w:tcW w:type="dxa" w:w="7518"/>
+            <w:tcMar>
+              <w:top w:type="dxa" w:w="90"/>
+              <w:left w:type="dxa" w:w="130"/>
+              <w:bottom w:type="dxa" w:w="90"/>
+              <w:right w:type="dxa" w:w="130"/>
+            </w:tcMar>
+            <w:vAlign w:val="top"/>
+          </w:tcPr>
+          <w:p>
+            <w:pPr>
+              <w:spacing w:after="40" w:before="40" w:line="252"/>
+              <w:jc w:val="left"/>
+            </w:pPr>
+            <w:r>
+              <w:rPr>
+                <w:b w:val="false"/>
+                <w:bCs w:val="false"/>
+                <w:i w:val="false"/>
+                <w:iCs w:val="false"/>
+                <w:color w:val="222629"/>
+                <w:sz w:val="18"/>
+                <w:szCs w:val="18"/>
+              </w:rPr>
+              <w:t xml:space="preserve">A completed suitability evaluation for one customer, carrying an outcome for each product class. The rule identifiers call this an evaluation; the two words mean the same thing here.</w:t>
             </w:r>
           </w:p>
         </w:tc>
@@ -51032,7 +51205,7 @@
         </w:trPr>
         <w:tc>
           <w:tcPr>
-            <w:tcW w:type="dxa" w:w="2313"/>
+            <w:tcW w:type="dxa" w:w="2120"/>
             <w:shd w:fill="F1F5F8" w:color="auto" w:val="clear"/>
             <w:tcMar>
               <w:top w:type="dxa" w:w="90"/>
@@ -51063,32 +51236,32 @@
         </w:tc>
         <w:tc>
           <w:tcPr>
-            <w:tcW w:type="dxa" w:w="7325"/>
-            <w:shd w:fill="F1F5F8" w:color="auto" w:val="clear"/>
-            <w:tcMar>
-              <w:top w:type="dxa" w:w="90"/>
-              <w:left w:type="dxa" w:w="130"/>
-              <w:bottom w:type="dxa" w:w="90"/>
-              <w:right w:type="dxa" w:w="130"/>
-            </w:tcMar>
-            <w:vAlign w:val="top"/>
-          </w:tcPr>
-          <w:p>
-            <w:pPr>
-              <w:spacing w:after="40" w:before="40" w:line="252"/>
-              <w:jc w:val="left"/>
-            </w:pPr>
-            <w:r>
-              <w:rPr>
-                <w:b w:val="false"/>
-                <w:bCs w:val="false"/>
-                <w:i w:val="false"/>
-                <w:iCs w:val="false"/>
-                <w:color w:val="222629"/>
-                <w:sz w:val="18"/>
-                <w:szCs w:val="18"/>
-              </w:rPr>
-              <w:t xml:space="preserve">One of the four occasions in R0 on which consent is required: data processing, solicitation, insurer sharing, and servicing communications.</w:t>
+            <w:tcW w:type="dxa" w:w="7518"/>
+            <w:shd w:fill="F1F5F8" w:color="auto" w:val="clear"/>
+            <w:tcMar>
+              <w:top w:type="dxa" w:w="90"/>
+              <w:left w:type="dxa" w:w="130"/>
+              <w:bottom w:type="dxa" w:w="90"/>
+              <w:right w:type="dxa" w:w="130"/>
+            </w:tcMar>
+            <w:vAlign w:val="top"/>
+          </w:tcPr>
+          <w:p>
+            <w:pPr>
+              <w:spacing w:after="40" w:before="40" w:line="252"/>
+              <w:jc w:val="left"/>
+            </w:pPr>
+            <w:r>
+              <w:rPr>
+                <w:b w:val="false"/>
+                <w:bCs w:val="false"/>
+                <w:i w:val="false"/>
+                <w:iCs w:val="false"/>
+                <w:color w:val="222629"/>
+                <w:sz w:val="18"/>
+                <w:szCs w:val="18"/>
+              </w:rPr>
+              <w:t xml:space="preserve">One of the four occasions on which consent is required in the first release: data processing, solicitation, insurer sharing, and servicing communications.</w:t>
             </w:r>
           </w:p>
         </w:tc>
@@ -51099,7 +51272,7 @@
         </w:trPr>
         <w:tc>
           <w:tcPr>
-            <w:tcW w:type="dxa" w:w="2313"/>
+            <w:tcW w:type="dxa" w:w="2120"/>
             <w:tcMar>
               <w:top w:type="dxa" w:w="90"/>
               <w:left w:type="dxa" w:w="130"/>
@@ -51123,37 +51296,37 @@
                 <w:sz w:val="18"/>
                 <w:szCs w:val="18"/>
               </w:rPr>
-              <w:t xml:space="preserve">Existing-to-bank</w:t>
-            </w:r>
-          </w:p>
-        </w:tc>
-        <w:tc>
-          <w:tcPr>
-            <w:tcW w:type="dxa" w:w="7325"/>
-            <w:tcMar>
-              <w:top w:type="dxa" w:w="90"/>
-              <w:left w:type="dxa" w:w="130"/>
-              <w:bottom w:type="dxa" w:w="90"/>
-              <w:right w:type="dxa" w:w="130"/>
-            </w:tcMar>
-            <w:vAlign w:val="top"/>
-          </w:tcPr>
-          <w:p>
-            <w:pPr>
-              <w:spacing w:after="40" w:before="40" w:line="252"/>
-              <w:jc w:val="left"/>
-            </w:pPr>
-            <w:r>
-              <w:rPr>
-                <w:b w:val="false"/>
-                <w:bCs w:val="false"/>
-                <w:i w:val="false"/>
-                <w:iCs w:val="false"/>
-                <w:color w:val="222629"/>
-                <w:sz w:val="18"/>
-                <w:szCs w:val="18"/>
-              </w:rPr>
-              <w:t xml:space="preserve">A customer who already holds a relationship with the bank and therefore a customer record. R0 serves these customers only.</w:t>
+              <w:t xml:space="preserve">Existing bank customer</w:t>
+            </w:r>
+          </w:p>
+        </w:tc>
+        <w:tc>
+          <w:tcPr>
+            <w:tcW w:type="dxa" w:w="7518"/>
+            <w:tcMar>
+              <w:top w:type="dxa" w:w="90"/>
+              <w:left w:type="dxa" w:w="130"/>
+              <w:bottom w:type="dxa" w:w="90"/>
+              <w:right w:type="dxa" w:w="130"/>
+            </w:tcMar>
+            <w:vAlign w:val="top"/>
+          </w:tcPr>
+          <w:p>
+            <w:pPr>
+              <w:spacing w:after="40" w:before="40" w:line="252"/>
+              <w:jc w:val="left"/>
+            </w:pPr>
+            <w:r>
+              <w:rPr>
+                <w:b w:val="false"/>
+                <w:bCs w:val="false"/>
+                <w:i w:val="false"/>
+                <w:iCs w:val="false"/>
+                <w:color w:val="222629"/>
+                <w:sz w:val="18"/>
+                <w:szCs w:val="18"/>
+              </w:rPr>
+              <w:t xml:space="preserve">A customer who already holds a relationship with the bank, and therefore an existing customer record. The first release serves these customers only, and no one else.</w:t>
             </w:r>
           </w:p>
         </w:tc>
@@ -51164,7 +51337,7 @@
         </w:trPr>
         <w:tc>
           <w:tcPr>
-            <w:tcW w:type="dxa" w:w="2313"/>
+            <w:tcW w:type="dxa" w:w="2120"/>
             <w:shd w:fill="F1F5F8" w:color="auto" w:val="clear"/>
             <w:tcMar>
               <w:top w:type="dxa" w:w="90"/>
@@ -51195,32 +51368,32 @@
         </w:tc>
         <w:tc>
           <w:tcPr>
-            <w:tcW w:type="dxa" w:w="7325"/>
-            <w:shd w:fill="F1F5F8" w:color="auto" w:val="clear"/>
-            <w:tcMar>
-              <w:top w:type="dxa" w:w="90"/>
-              <w:left w:type="dxa" w:w="130"/>
-              <w:bottom w:type="dxa" w:w="90"/>
-              <w:right w:type="dxa" w:w="130"/>
-            </w:tcMar>
-            <w:vAlign w:val="top"/>
-          </w:tcPr>
-          <w:p>
-            <w:pPr>
-              <w:spacing w:after="40" w:before="40" w:line="252"/>
-              <w:jc w:val="left"/>
-            </w:pPr>
-            <w:r>
-              <w:rPr>
-                <w:b w:val="false"/>
-                <w:bCs w:val="false"/>
-                <w:i w:val="false"/>
-                <w:iCs w:val="false"/>
-                <w:color w:val="222629"/>
-                <w:sz w:val="18"/>
-                <w:szCs w:val="18"/>
-              </w:rPr>
-              <w:t xml:space="preserve">When a control cannot complete, the business action is refused rather than allowed through. The opposite, fail open, permits the action and records the problem.</w:t>
+            <w:tcW w:type="dxa" w:w="7518"/>
+            <w:shd w:fill="F1F5F8" w:color="auto" w:val="clear"/>
+            <w:tcMar>
+              <w:top w:type="dxa" w:w="90"/>
+              <w:left w:type="dxa" w:w="130"/>
+              <w:bottom w:type="dxa" w:w="90"/>
+              <w:right w:type="dxa" w:w="130"/>
+            </w:tcMar>
+            <w:vAlign w:val="top"/>
+          </w:tcPr>
+          <w:p>
+            <w:pPr>
+              <w:spacing w:after="40" w:before="40" w:line="252"/>
+              <w:jc w:val="left"/>
+            </w:pPr>
+            <w:r>
+              <w:rPr>
+                <w:b w:val="false"/>
+                <w:bCs w:val="false"/>
+                <w:i w:val="false"/>
+                <w:iCs w:val="false"/>
+                <w:color w:val="222629"/>
+                <w:sz w:val="18"/>
+                <w:szCs w:val="18"/>
+              </w:rPr>
+              <w:t xml:space="preserve">When a control cannot complete, the business action is refused rather than allowed through. The opposite, fail open, permits the action and records the problem for later.</w:t>
             </w:r>
           </w:p>
         </w:tc>
@@ -51231,7 +51404,7 @@
         </w:trPr>
         <w:tc>
           <w:tcPr>
-            <w:tcW w:type="dxa" w:w="2313"/>
+            <w:tcW w:type="dxa" w:w="2120"/>
             <w:tcMar>
               <w:top w:type="dxa" w:w="90"/>
               <w:left w:type="dxa" w:w="130"/>
@@ -51255,37 +51428,37 @@
                 <w:sz w:val="18"/>
                 <w:szCs w:val="18"/>
               </w:rPr>
-              <w:t xml:space="preserve">Group A insurer</w:t>
-            </w:r>
-          </w:p>
-        </w:tc>
-        <w:tc>
-          <w:tcPr>
-            <w:tcW w:type="dxa" w:w="7325"/>
-            <w:tcMar>
-              <w:top w:type="dxa" w:w="90"/>
-              <w:left w:type="dxa" w:w="130"/>
-              <w:bottom w:type="dxa" w:w="90"/>
-              <w:right w:type="dxa" w:w="130"/>
-            </w:tcMar>
-            <w:vAlign w:val="top"/>
-          </w:tcPr>
-          <w:p>
-            <w:pPr>
-              <w:spacing w:after="40" w:before="40" w:line="252"/>
-              <w:jc w:val="left"/>
-            </w:pPr>
-            <w:r>
-              <w:rPr>
-                <w:b w:val="false"/>
-                <w:bCs w:val="false"/>
-                <w:i w:val="false"/>
-                <w:iCs w:val="false"/>
-                <w:color w:val="222629"/>
-                <w:sz w:val="18"/>
-                <w:szCs w:val="18"/>
-              </w:rPr>
-              <w:t xml:space="preserve">An insurer on the R0 panel, integrated directly. Off-panel insurers are handled by a controlled redirect and are outside R0.</w:t>
+              <w:t xml:space="preserve">Hard block, hard gate</w:t>
+            </w:r>
+          </w:p>
+        </w:tc>
+        <w:tc>
+          <w:tcPr>
+            <w:tcW w:type="dxa" w:w="7518"/>
+            <w:tcMar>
+              <w:top w:type="dxa" w:w="90"/>
+              <w:left w:type="dxa" w:w="130"/>
+              <w:bottom w:type="dxa" w:w="90"/>
+              <w:right w:type="dxa" w:w="130"/>
+            </w:tcMar>
+            <w:vAlign w:val="top"/>
+          </w:tcPr>
+          <w:p>
+            <w:pPr>
+              <w:spacing w:after="40" w:before="40" w:line="252"/>
+              <w:jc w:val="left"/>
+            </w:pPr>
+            <w:r>
+              <w:rPr>
+                <w:b w:val="false"/>
+                <w:bCs w:val="false"/>
+                <w:i w:val="false"/>
+                <w:iCs w:val="false"/>
+                <w:color w:val="222629"/>
+                <w:sz w:val="18"/>
+                <w:szCs w:val="18"/>
+              </w:rPr>
+              <w:t xml:space="preserve">A control that refuses the business action rather than warning about it. The suitability check before quote is a hard gate: it does not caution, it refuses.</w:t>
             </w:r>
           </w:p>
         </w:tc>
@@ -51296,7 +51469,7 @@
         </w:trPr>
         <w:tc>
           <w:tcPr>
-            <w:tcW w:type="dxa" w:w="2313"/>
+            <w:tcW w:type="dxa" w:w="2120"/>
             <w:shd w:fill="F1F5F8" w:color="auto" w:val="clear"/>
             <w:tcMar>
               <w:top w:type="dxa" w:w="90"/>
@@ -51321,38 +51494,38 @@
                 <w:sz w:val="18"/>
                 <w:szCs w:val="18"/>
               </w:rPr>
-              <w:t xml:space="preserve">Hard block / hard gate</w:t>
-            </w:r>
-          </w:p>
-        </w:tc>
-        <w:tc>
-          <w:tcPr>
-            <w:tcW w:type="dxa" w:w="7325"/>
-            <w:shd w:fill="F1F5F8" w:color="auto" w:val="clear"/>
-            <w:tcMar>
-              <w:top w:type="dxa" w:w="90"/>
-              <w:left w:type="dxa" w:w="130"/>
-              <w:bottom w:type="dxa" w:w="90"/>
-              <w:right w:type="dxa" w:w="130"/>
-            </w:tcMar>
-            <w:vAlign w:val="top"/>
-          </w:tcPr>
-          <w:p>
-            <w:pPr>
-              <w:spacing w:after="40" w:before="40" w:line="252"/>
-              <w:jc w:val="left"/>
-            </w:pPr>
-            <w:r>
-              <w:rPr>
-                <w:b w:val="false"/>
-                <w:bCs w:val="false"/>
-                <w:i w:val="false"/>
-                <w:iCs w:val="false"/>
-                <w:color w:val="222629"/>
-                <w:sz w:val="18"/>
-                <w:szCs w:val="18"/>
-              </w:rPr>
-              <w:t xml:space="preserve">A control that refuses the business action rather than warning about it. The suitability gate before quote is a hard gate.</w:t>
+              <w:t xml:space="preserve">Interaction, ceremony</w:t>
+            </w:r>
+          </w:p>
+        </w:tc>
+        <w:tc>
+          <w:tcPr>
+            <w:tcW w:type="dxa" w:w="7518"/>
+            <w:shd w:fill="F1F5F8" w:color="auto" w:val="clear"/>
+            <w:tcMar>
+              <w:top w:type="dxa" w:w="90"/>
+              <w:left w:type="dxa" w:w="130"/>
+              <w:bottom w:type="dxa" w:w="90"/>
+              <w:right w:type="dxa" w:w="130"/>
+            </w:tcMar>
+            <w:vAlign w:val="top"/>
+          </w:tcPr>
+          <w:p>
+            <w:pPr>
+              <w:spacing w:after="40" w:before="40" w:line="252"/>
+              <w:jc w:val="left"/>
+            </w:pPr>
+            <w:r>
+              <w:rPr>
+                <w:b w:val="false"/>
+                <w:bCs w:val="false"/>
+                <w:i w:val="false"/>
+                <w:iCs w:val="false"/>
+                <w:color w:val="222629"/>
+                <w:sz w:val="18"/>
+                <w:szCs w:val="18"/>
+              </w:rPr>
+              <w:t xml:space="preserve">A single customer-facing exchange in which one or more statements are presented and acknowledged, verified by one one-time password sent to the customer’s phone.</w:t>
             </w:r>
           </w:p>
         </w:tc>
@@ -51363,7 +51536,7 @@
         </w:trPr>
         <w:tc>
           <w:tcPr>
-            <w:tcW w:type="dxa" w:w="2313"/>
+            <w:tcW w:type="dxa" w:w="2120"/>
             <w:tcMar>
               <w:top w:type="dxa" w:w="90"/>
               <w:left w:type="dxa" w:w="130"/>
@@ -51387,37 +51560,37 @@
                 <w:sz w:val="18"/>
                 <w:szCs w:val="18"/>
               </w:rPr>
-              <w:t xml:space="preserve">Interaction / ceremony</w:t>
-            </w:r>
-          </w:p>
-        </w:tc>
-        <w:tc>
-          <w:tcPr>
-            <w:tcW w:type="dxa" w:w="7325"/>
-            <w:tcMar>
-              <w:top w:type="dxa" w:w="90"/>
-              <w:left w:type="dxa" w:w="130"/>
-              <w:bottom w:type="dxa" w:w="90"/>
-              <w:right w:type="dxa" w:w="130"/>
-            </w:tcMar>
-            <w:vAlign w:val="top"/>
-          </w:tcPr>
-          <w:p>
-            <w:pPr>
-              <w:spacing w:after="40" w:before="40" w:line="252"/>
-              <w:jc w:val="left"/>
-            </w:pPr>
-            <w:r>
-              <w:rPr>
-                <w:b w:val="false"/>
-                <w:bCs w:val="false"/>
-                <w:i w:val="false"/>
-                <w:iCs w:val="false"/>
-                <w:color w:val="222629"/>
-                <w:sz w:val="18"/>
-                <w:szCs w:val="18"/>
-              </w:rPr>
-              <w:t xml:space="preserve">A single customer-facing exchange in which one or more statements are presented and acknowledged, verified by one one-time password.</w:t>
+              <w:t xml:space="preserve">Non-waivable</w:t>
+            </w:r>
+          </w:p>
+        </w:tc>
+        <w:tc>
+          <w:tcPr>
+            <w:tcW w:type="dxa" w:w="7518"/>
+            <w:tcMar>
+              <w:top w:type="dxa" w:w="90"/>
+              <w:left w:type="dxa" w:w="130"/>
+              <w:bottom w:type="dxa" w:w="90"/>
+              <w:right w:type="dxa" w:w="130"/>
+            </w:tcMar>
+            <w:vAlign w:val="top"/>
+          </w:tcPr>
+          <w:p>
+            <w:pPr>
+              <w:spacing w:after="40" w:before="40" w:line="252"/>
+              <w:jc w:val="left"/>
+            </w:pPr>
+            <w:r>
+              <w:rPr>
+                <w:b w:val="false"/>
+                <w:bCs w:val="false"/>
+                <w:i w:val="false"/>
+                <w:iCs w:val="false"/>
+                <w:color w:val="222629"/>
+                <w:sz w:val="18"/>
+                <w:szCs w:val="18"/>
+              </w:rPr>
+              <w:t xml:space="preserve">A control that no authority within the programme may set aside, however senior. Consent capture where it is legally required, and holding data within India, are both on that list.</w:t>
             </w:r>
           </w:p>
         </w:tc>
@@ -51428,7 +51601,7 @@
         </w:trPr>
         <w:tc>
           <w:tcPr>
-            <w:tcW w:type="dxa" w:w="2313"/>
+            <w:tcW w:type="dxa" w:w="2120"/>
             <w:shd w:fill="F1F5F8" w:color="auto" w:val="clear"/>
             <w:tcMar>
               <w:top w:type="dxa" w:w="90"/>
@@ -51453,38 +51626,38 @@
                 <w:sz w:val="18"/>
                 <w:szCs w:val="18"/>
               </w:rPr>
-              <w:t xml:space="preserve">Non-waivable</w:t>
-            </w:r>
-          </w:p>
-        </w:tc>
-        <w:tc>
-          <w:tcPr>
-            <w:tcW w:type="dxa" w:w="7325"/>
-            <w:shd w:fill="F1F5F8" w:color="auto" w:val="clear"/>
-            <w:tcMar>
-              <w:top w:type="dxa" w:w="90"/>
-              <w:left w:type="dxa" w:w="130"/>
-              <w:bottom w:type="dxa" w:w="90"/>
-              <w:right w:type="dxa" w:w="130"/>
-            </w:tcMar>
-            <w:vAlign w:val="top"/>
-          </w:tcPr>
-          <w:p>
-            <w:pPr>
-              <w:spacing w:after="40" w:before="40" w:line="252"/>
-              <w:jc w:val="left"/>
-            </w:pPr>
-            <w:r>
-              <w:rPr>
-                <w:b w:val="false"/>
-                <w:bCs w:val="false"/>
-                <w:i w:val="false"/>
-                <w:iCs w:val="false"/>
-                <w:color w:val="222629"/>
-                <w:sz w:val="18"/>
-                <w:szCs w:val="18"/>
-              </w:rPr>
-              <w:t xml:space="preserve">A control on the agreed non-waivable list that no authority in the programme may waive. Consent capture where legally required, and data residency, are both on that list.</w:t>
+              <w:t xml:space="preserve">One-time password</w:t>
+            </w:r>
+          </w:p>
+        </w:tc>
+        <w:tc>
+          <w:tcPr>
+            <w:tcW w:type="dxa" w:w="7518"/>
+            <w:shd w:fill="F1F5F8" w:color="auto" w:val="clear"/>
+            <w:tcMar>
+              <w:top w:type="dxa" w:w="90"/>
+              <w:left w:type="dxa" w:w="130"/>
+              <w:bottom w:type="dxa" w:w="90"/>
+              <w:right w:type="dxa" w:w="130"/>
+            </w:tcMar>
+            <w:vAlign w:val="top"/>
+          </w:tcPr>
+          <w:p>
+            <w:pPr>
+              <w:spacing w:after="40" w:before="40" w:line="252"/>
+              <w:jc w:val="left"/>
+            </w:pPr>
+            <w:r>
+              <w:rPr>
+                <w:b w:val="false"/>
+                <w:bCs w:val="false"/>
+                <w:i w:val="false"/>
+                <w:iCs w:val="false"/>
+                <w:color w:val="222629"/>
+                <w:sz w:val="18"/>
+                <w:szCs w:val="18"/>
+              </w:rPr>
+              <w:t xml:space="preserve">The numeric code sent to the customer’s registered mobile number, which the customer enters on their own device to confirm an acknowledgement.</w:t>
             </w:r>
           </w:p>
         </w:tc>
@@ -51495,7 +51668,7 @@
         </w:trPr>
         <w:tc>
           <w:tcPr>
-            <w:tcW w:type="dxa" w:w="2313"/>
+            <w:tcW w:type="dxa" w:w="2120"/>
             <w:tcMar>
               <w:top w:type="dxa" w:w="90"/>
               <w:left w:type="dxa" w:w="130"/>
@@ -51519,37 +51692,37 @@
                 <w:sz w:val="18"/>
                 <w:szCs w:val="18"/>
               </w:rPr>
-              <w:t xml:space="preserve">Panel-scoped consent</w:t>
-            </w:r>
-          </w:p>
-        </w:tc>
-        <w:tc>
-          <w:tcPr>
-            <w:tcW w:type="dxa" w:w="7325"/>
-            <w:tcMar>
-              <w:top w:type="dxa" w:w="90"/>
-              <w:left w:type="dxa" w:w="130"/>
-              <w:bottom w:type="dxa" w:w="90"/>
-              <w:right w:type="dxa" w:w="130"/>
-            </w:tcMar>
-            <w:vAlign w:val="top"/>
-          </w:tcPr>
-          <w:p>
-            <w:pPr>
-              <w:spacing w:after="40" w:before="40" w:line="252"/>
-              <w:jc w:val="left"/>
-            </w:pPr>
-            <w:r>
-              <w:rPr>
-                <w:b w:val="false"/>
-                <w:bCs w:val="false"/>
-                <w:i w:val="false"/>
-                <w:iCs w:val="false"/>
-                <w:color w:val="222629"/>
-                <w:sz w:val="18"/>
-                <w:szCs w:val="18"/>
-              </w:rPr>
-              <w:t xml:space="preserve">A sharing consent that names every insurer on the panel at the point of capture, later narrowed to one by the customer’s product selection. Proposed in §9; not part of the packs as drafted.</w:t>
+              <w:t xml:space="preserve">Panel, approved panel</w:t>
+            </w:r>
+          </w:p>
+        </w:tc>
+        <w:tc>
+          <w:tcPr>
+            <w:tcW w:type="dxa" w:w="7518"/>
+            <w:tcMar>
+              <w:top w:type="dxa" w:w="90"/>
+              <w:left w:type="dxa" w:w="130"/>
+              <w:bottom w:type="dxa" w:w="90"/>
+              <w:right w:type="dxa" w:w="130"/>
+            </w:tcMar>
+            <w:vAlign w:val="top"/>
+          </w:tcPr>
+          <w:p>
+            <w:pPr>
+              <w:spacing w:after="40" w:before="40" w:line="252"/>
+              <w:jc w:val="left"/>
+            </w:pPr>
+            <w:r>
+              <w:rPr>
+                <w:b w:val="false"/>
+                <w:bCs w:val="false"/>
+                <w:i w:val="false"/>
+                <w:iCs w:val="false"/>
+                <w:color w:val="222629"/>
+                <w:sz w:val="18"/>
+                <w:szCs w:val="18"/>
+              </w:rPr>
+              <w:t xml:space="preserve">The set of insurers the bank distributes for in the first release, integrated directly. Insurers outside the panel are handled by a controlled redirect and are out of scope.</w:t>
             </w:r>
           </w:p>
         </w:tc>
@@ -51560,7 +51733,7 @@
         </w:trPr>
         <w:tc>
           <w:tcPr>
-            <w:tcW w:type="dxa" w:w="2313"/>
+            <w:tcW w:type="dxa" w:w="2120"/>
             <w:shd w:fill="F1F5F8" w:color="auto" w:val="clear"/>
             <w:tcMar>
               <w:top w:type="dxa" w:w="90"/>
@@ -51585,38 +51758,38 @@
                 <w:sz w:val="18"/>
                 <w:szCs w:val="18"/>
               </w:rPr>
-              <w:t xml:space="preserve">Protection gap</w:t>
-            </w:r>
-          </w:p>
-        </w:tc>
-        <w:tc>
-          <w:tcPr>
-            <w:tcW w:type="dxa" w:w="7325"/>
-            <w:shd w:fill="F1F5F8" w:color="auto" w:val="clear"/>
-            <w:tcMar>
-              <w:top w:type="dxa" w:w="90"/>
-              <w:left w:type="dxa" w:w="130"/>
-              <w:bottom w:type="dxa" w:w="90"/>
-              <w:right w:type="dxa" w:w="130"/>
-            </w:tcMar>
-            <w:vAlign w:val="top"/>
-          </w:tcPr>
-          <w:p>
-            <w:pPr>
-              <w:spacing w:after="40" w:before="40" w:line="252"/>
-              <w:jc w:val="left"/>
-            </w:pPr>
-            <w:r>
-              <w:rPr>
-                <w:b w:val="false"/>
-                <w:bCs w:val="false"/>
-                <w:i w:val="false"/>
-                <w:iCs w:val="false"/>
-                <w:color w:val="222629"/>
-                <w:sz w:val="18"/>
-                <w:szCs w:val="18"/>
-              </w:rPr>
-              <w:t xml:space="preserve">Recommended cover less existing cover, floored at zero. The central output of the suitability computation.</w:t>
+              <w:t xml:space="preserve">Panel-scoped consent</w:t>
+            </w:r>
+          </w:p>
+        </w:tc>
+        <w:tc>
+          <w:tcPr>
+            <w:tcW w:type="dxa" w:w="7518"/>
+            <w:shd w:fill="F1F5F8" w:color="auto" w:val="clear"/>
+            <w:tcMar>
+              <w:top w:type="dxa" w:w="90"/>
+              <w:left w:type="dxa" w:w="130"/>
+              <w:bottom w:type="dxa" w:w="90"/>
+              <w:right w:type="dxa" w:w="130"/>
+            </w:tcMar>
+            <w:vAlign w:val="top"/>
+          </w:tcPr>
+          <w:p>
+            <w:pPr>
+              <w:spacing w:after="40" w:before="40" w:line="252"/>
+              <w:jc w:val="left"/>
+            </w:pPr>
+            <w:r>
+              <w:rPr>
+                <w:b w:val="false"/>
+                <w:bCs w:val="false"/>
+                <w:i w:val="false"/>
+                <w:iCs w:val="false"/>
+                <w:color w:val="222629"/>
+                <w:sz w:val="18"/>
+                <w:szCs w:val="18"/>
+              </w:rPr>
+              <w:t xml:space="preserve">A sharing consent that names every insurer on the panel at the point of capture, later narrowed to one by the customer’s product selection. Proposed in §9; not part of the packs as drafted.</w:t>
             </w:r>
           </w:p>
         </w:tc>
@@ -51627,7 +51800,7 @@
         </w:trPr>
         <w:tc>
           <w:tcPr>
-            <w:tcW w:type="dxa" w:w="2313"/>
+            <w:tcW w:type="dxa" w:w="2120"/>
             <w:tcMar>
               <w:top w:type="dxa" w:w="90"/>
               <w:left w:type="dxa" w:w="130"/>
@@ -51651,37 +51824,37 @@
                 <w:sz w:val="18"/>
                 <w:szCs w:val="18"/>
               </w:rPr>
-              <w:t xml:space="preserve">Scope binding</w:t>
-            </w:r>
-          </w:p>
-        </w:tc>
-        <w:tc>
-          <w:tcPr>
-            <w:tcW w:type="dxa" w:w="7325"/>
-            <w:tcMar>
-              <w:top w:type="dxa" w:w="90"/>
-              <w:left w:type="dxa" w:w="130"/>
-              <w:bottom w:type="dxa" w:w="90"/>
-              <w:right w:type="dxa" w:w="130"/>
-            </w:tcMar>
-            <w:vAlign w:val="top"/>
-          </w:tcPr>
-          <w:p>
-            <w:pPr>
-              <w:spacing w:after="40" w:before="40" w:line="252"/>
-              <w:jc w:val="left"/>
-            </w:pPr>
-            <w:r>
-              <w:rPr>
-                <w:b w:val="false"/>
-                <w:bCs w:val="false"/>
-                <w:i w:val="false"/>
-                <w:iCs w:val="false"/>
-                <w:color w:val="222629"/>
-                <w:sz w:val="18"/>
-                <w:szCs w:val="18"/>
-              </w:rPr>
-              <w:t xml:space="preserve">The act of narrowing a panel-scoped sharing consent to one named insurer, evidenced by the customer’s own product selection.</w:t>
+              <w:t xml:space="preserve">Protection gap</w:t>
+            </w:r>
+          </w:p>
+        </w:tc>
+        <w:tc>
+          <w:tcPr>
+            <w:tcW w:type="dxa" w:w="7518"/>
+            <w:tcMar>
+              <w:top w:type="dxa" w:w="90"/>
+              <w:left w:type="dxa" w:w="130"/>
+              <w:bottom w:type="dxa" w:w="90"/>
+              <w:right w:type="dxa" w:w="130"/>
+            </w:tcMar>
+            <w:vAlign w:val="top"/>
+          </w:tcPr>
+          <w:p>
+            <w:pPr>
+              <w:spacing w:after="40" w:before="40" w:line="252"/>
+              <w:jc w:val="left"/>
+            </w:pPr>
+            <w:r>
+              <w:rPr>
+                <w:b w:val="false"/>
+                <w:bCs w:val="false"/>
+                <w:i w:val="false"/>
+                <w:iCs w:val="false"/>
+                <w:color w:val="222629"/>
+                <w:sz w:val="18"/>
+                <w:szCs w:val="18"/>
+              </w:rPr>
+              <w:t xml:space="preserve">Recommended cover less existing cover, floored at zero. The central output of the suitability computation.</w:t>
             </w:r>
           </w:p>
         </w:tc>
@@ -51692,7 +51865,7 @@
         </w:trPr>
         <w:tc>
           <w:tcPr>
-            <w:tcW w:type="dxa" w:w="2313"/>
+            <w:tcW w:type="dxa" w:w="2120"/>
             <w:shd w:fill="F1F5F8" w:color="auto" w:val="clear"/>
             <w:tcMar>
               <w:top w:type="dxa" w:w="90"/>
@@ -51717,38 +51890,38 @@
                 <w:sz w:val="18"/>
                 <w:szCs w:val="18"/>
               </w:rPr>
-              <w:t xml:space="preserve">Statement identifier</w:t>
-            </w:r>
-          </w:p>
-        </w:tc>
-        <w:tc>
-          <w:tcPr>
-            <w:tcW w:type="dxa" w:w="7325"/>
-            <w:shd w:fill="F1F5F8" w:color="auto" w:val="clear"/>
-            <w:tcMar>
-              <w:top w:type="dxa" w:w="90"/>
-              <w:left w:type="dxa" w:w="130"/>
-              <w:bottom w:type="dxa" w:w="90"/>
-              <w:right w:type="dxa" w:w="130"/>
-            </w:tcMar>
-            <w:vAlign w:val="top"/>
-          </w:tcPr>
-          <w:p>
-            <w:pPr>
-              <w:spacing w:after="40" w:before="40" w:line="252"/>
-              <w:jc w:val="left"/>
-            </w:pPr>
-            <w:r>
-              <w:rPr>
-                <w:b w:val="false"/>
-                <w:bCs w:val="false"/>
-                <w:i w:val="false"/>
-                <w:iCs w:val="false"/>
-                <w:color w:val="222629"/>
-                <w:sz w:val="18"/>
-                <w:szCs w:val="18"/>
-              </w:rPr>
-              <w:t xml:space="preserve">The permanent identifier of a consent statement, combining the consent code, the language and the version. Its meaning never changes.</w:t>
+              <w:t xml:space="preserve">Scope binding</w:t>
+            </w:r>
+          </w:p>
+        </w:tc>
+        <w:tc>
+          <w:tcPr>
+            <w:tcW w:type="dxa" w:w="7518"/>
+            <w:shd w:fill="F1F5F8" w:color="auto" w:val="clear"/>
+            <w:tcMar>
+              <w:top w:type="dxa" w:w="90"/>
+              <w:left w:type="dxa" w:w="130"/>
+              <w:bottom w:type="dxa" w:w="90"/>
+              <w:right w:type="dxa" w:w="130"/>
+            </w:tcMar>
+            <w:vAlign w:val="top"/>
+          </w:tcPr>
+          <w:p>
+            <w:pPr>
+              <w:spacing w:after="40" w:before="40" w:line="252"/>
+              <w:jc w:val="left"/>
+            </w:pPr>
+            <w:r>
+              <w:rPr>
+                <w:b w:val="false"/>
+                <w:bCs w:val="false"/>
+                <w:i w:val="false"/>
+                <w:iCs w:val="false"/>
+                <w:color w:val="222629"/>
+                <w:sz w:val="18"/>
+                <w:szCs w:val="18"/>
+              </w:rPr>
+              <w:t xml:space="preserve">The act of narrowing a panel-scoped sharing consent to one named insurer, evidenced by the customer’s own product selection.</w:t>
             </w:r>
           </w:p>
         </w:tc>
@@ -51759,7 +51932,7 @@
         </w:trPr>
         <w:tc>
           <w:tcPr>
-            <w:tcW w:type="dxa" w:w="2313"/>
+            <w:tcW w:type="dxa" w:w="2120"/>
             <w:tcMar>
               <w:top w:type="dxa" w:w="90"/>
               <w:left w:type="dxa" w:w="130"/>
@@ -51783,37 +51956,37 @@
                 <w:sz w:val="18"/>
                 <w:szCs w:val="18"/>
               </w:rPr>
-              <w:t xml:space="preserve">E1 / E2 / E3 / E4</w:t>
-            </w:r>
-          </w:p>
-        </w:tc>
-        <w:tc>
-          <w:tcPr>
-            <w:tcW w:type="dxa" w:w="7325"/>
-            <w:tcMar>
-              <w:top w:type="dxa" w:w="90"/>
-              <w:left w:type="dxa" w:w="130"/>
-              <w:bottom w:type="dxa" w:w="90"/>
-              <w:right w:type="dxa" w:w="130"/>
-            </w:tcMar>
-            <w:vAlign w:val="top"/>
-          </w:tcPr>
-          <w:p>
-            <w:pPr>
-              <w:spacing w:after="40" w:before="40" w:line="252"/>
-              <w:jc w:val="left"/>
-            </w:pPr>
-            <w:r>
-              <w:rPr>
-                <w:b w:val="false"/>
-                <w:bCs w:val="false"/>
-                <w:i w:val="false"/>
-                <w:iCs w:val="false"/>
-                <w:color w:val="222629"/>
-                <w:sz w:val="18"/>
-                <w:szCs w:val="18"/>
-              </w:rPr>
-              <w:t xml:space="preserve">Evidence strength in the programme’s governance model: the artefact exists; reviewed and signed; executed at a point in time; executed and repeatable. A definition may close at E1 or E2; a behaviour requires E3 or E4.</w:t>
+              <w:t xml:space="preserve">Statement identifier</w:t>
+            </w:r>
+          </w:p>
+        </w:tc>
+        <w:tc>
+          <w:tcPr>
+            <w:tcW w:type="dxa" w:w="7518"/>
+            <w:tcMar>
+              <w:top w:type="dxa" w:w="90"/>
+              <w:left w:type="dxa" w:w="130"/>
+              <w:bottom w:type="dxa" w:w="90"/>
+              <w:right w:type="dxa" w:w="130"/>
+            </w:tcMar>
+            <w:vAlign w:val="top"/>
+          </w:tcPr>
+          <w:p>
+            <w:pPr>
+              <w:spacing w:after="40" w:before="40" w:line="252"/>
+              <w:jc w:val="left"/>
+            </w:pPr>
+            <w:r>
+              <w:rPr>
+                <w:b w:val="false"/>
+                <w:bCs w:val="false"/>
+                <w:i w:val="false"/>
+                <w:iCs w:val="false"/>
+                <w:color w:val="222629"/>
+                <w:sz w:val="18"/>
+                <w:szCs w:val="18"/>
+              </w:rPr>
+              <w:t xml:space="preserve">The permanent identifier of a consent statement, combining the consent code, the language and the version. Its meaning never changes, which is what allows a record to be interpreted years later.</w:t>
             </w:r>
           </w:p>
         </w:tc>
@@ -51824,7 +51997,7 @@
         </w:trPr>
         <w:tc>
           <w:tcPr>
-            <w:tcW w:type="dxa" w:w="2313"/>
+            <w:tcW w:type="dxa" w:w="2120"/>
             <w:shd w:fill="F1F5F8" w:color="auto" w:val="clear"/>
             <w:tcMar>
               <w:top w:type="dxa" w:w="90"/>
@@ -51849,38 +52022,190 @@
                 <w:sz w:val="18"/>
                 <w:szCs w:val="18"/>
               </w:rPr>
-              <w:t xml:space="preserve">GAP-006 / GAP-007</w:t>
-            </w:r>
-          </w:p>
-        </w:tc>
-        <w:tc>
-          <w:tcPr>
-            <w:tcW w:type="dxa" w:w="7325"/>
-            <w:shd w:fill="F1F5F8" w:color="auto" w:val="clear"/>
-            <w:tcMar>
-              <w:top w:type="dxa" w:w="90"/>
-              <w:left w:type="dxa" w:w="130"/>
-              <w:bottom w:type="dxa" w:w="90"/>
-              <w:right w:type="dxa" w:w="130"/>
-            </w:tcMar>
-            <w:vAlign w:val="top"/>
-          </w:tcPr>
-          <w:p>
-            <w:pPr>
-              <w:spacing w:after="40" w:before="40" w:line="252"/>
-              <w:jc w:val="left"/>
-            </w:pPr>
-            <w:r>
-              <w:rPr>
-                <w:b w:val="false"/>
-                <w:bCs w:val="false"/>
-                <w:i w:val="false"/>
-                <w:iCs w:val="false"/>
-                <w:color w:val="222629"/>
-                <w:sz w:val="18"/>
-                <w:szCs w:val="18"/>
-              </w:rPr>
-              <w:t xml:space="preserve">The two severity-P0 gaps in the programme gap register that freeze the build: consent rules not executable, and suitability content and override policy unknown.</w:t>
+              <w:t xml:space="preserve">Statement version</w:t>
+            </w:r>
+          </w:p>
+        </w:tc>
+        <w:tc>
+          <w:tcPr>
+            <w:tcW w:type="dxa" w:w="7518"/>
+            <w:shd w:fill="F1F5F8" w:color="auto" w:val="clear"/>
+            <w:tcMar>
+              <w:top w:type="dxa" w:w="90"/>
+              <w:left w:type="dxa" w:w="130"/>
+              <w:bottom w:type="dxa" w:w="90"/>
+              <w:right w:type="dxa" w:w="130"/>
+            </w:tcMar>
+            <w:vAlign w:val="top"/>
+          </w:tcPr>
+          <w:p>
+            <w:pPr>
+              <w:spacing w:after="40" w:before="40" w:line="252"/>
+              <w:jc w:val="left"/>
+            </w:pPr>
+            <w:r>
+              <w:rPr>
+                <w:b w:val="false"/>
+                <w:bCs w:val="false"/>
+                <w:i w:val="false"/>
+                <w:iCs w:val="false"/>
+                <w:color w:val="222629"/>
+                <w:sz w:val="18"/>
+                <w:szCs w:val="18"/>
+              </w:rPr>
+              <w:t xml:space="preserve">A published wording of a consent statement. A material change of meaning creates a new major version; a typographical or formatting correction creates a minor one.</w:t>
+            </w:r>
+          </w:p>
+        </w:tc>
+      </w:tr>
+    </w:tbl>
+    <w:p>
+      <w:pPr>
+        <w:pStyle w:val="Heading2"/>
+        <w:pageBreakBefore/>
+        <w:spacing w:after="120" w:before="0"/>
+      </w:pPr>
+      <w:r>
+        <w:rPr>
+          <w:b/>
+          <w:bCs/>
+          <w:color w:val="11304E"/>
+          <w:sz w:val="24"/>
+          <w:szCs w:val="24"/>
+        </w:rPr>
+        <w:t xml:space="preserve">C.2  Internal programme references</w:t>
+      </w:r>
+    </w:p>
+    <w:p>
+      <w:pPr>
+        <w:spacing w:after="120" w:before="0" w:line="276"/>
+        <w:jc w:val="left"/>
+      </w:pPr>
+      <w:r>
+        <w:rPr>
+          <w:b w:val="false"/>
+          <w:bCs w:val="false"/>
+          <w:i w:val="false"/>
+          <w:iCs w:val="false"/>
+          <w:color w:val="222629"/>
+          <w:sz w:val="20"/>
+          <w:szCs w:val="20"/>
+        </w:rPr>
+        <w:t xml:space="preserve">These codes belong to the delivery organisation, not to Compliance. Nothing in this approval requires them to be used or understood — they are set out here only so that a reference encountered in a meeting or a status report can be placed.</w:t>
+      </w:r>
+    </w:p>
+    <w:tbl>
+      <w:tblPr>
+        <w:tblW w:type="dxa" w:w="9638"/>
+        <w:tblBorders>
+          <w:top w:val="single" w:color="C7D2DC" w:sz="4"/>
+          <w:left w:val="single" w:color="C7D2DC" w:sz="4"/>
+          <w:bottom w:val="single" w:color="C7D2DC" w:sz="4"/>
+          <w:right w:val="single" w:color="C7D2DC" w:sz="4"/>
+          <w:insideH w:val="single" w:color="C7D2DC" w:sz="2"/>
+          <w:insideV w:val="single" w:color="C7D2DC" w:sz="2"/>
+        </w:tblBorders>
+      </w:tblPr>
+      <w:tblGrid>
+        <w:gridCol w:w="1638"/>
+        <w:gridCol w:w="4915"/>
+        <w:gridCol w:w="3085"/>
+      </w:tblGrid>
+      <w:tr>
+        <w:trPr>
+          <w:cantSplit/>
+          <w:tblHeader/>
+        </w:trPr>
+        <w:tc>
+          <w:tcPr>
+            <w:tcW w:type="dxa" w:w="1638"/>
+            <w:shd w:fill="11304E" w:color="auto" w:val="clear"/>
+            <w:tcMar>
+              <w:top w:type="dxa" w:w="90"/>
+              <w:left w:type="dxa" w:w="130"/>
+              <w:bottom w:type="dxa" w:w="90"/>
+              <w:right w:type="dxa" w:w="130"/>
+            </w:tcMar>
+            <w:vAlign w:val="center"/>
+          </w:tcPr>
+          <w:p>
+            <w:pPr>
+              <w:spacing w:after="40" w:before="40" w:line="252"/>
+              <w:jc w:val="left"/>
+            </w:pPr>
+            <w:r>
+              <w:rPr>
+                <w:b/>
+                <w:bCs/>
+                <w:i w:val="false"/>
+                <w:iCs w:val="false"/>
+                <w:color w:val="FFFFFF"/>
+                <w:sz w:val="18"/>
+                <w:szCs w:val="18"/>
+              </w:rPr>
+              <w:t xml:space="preserve">Reference</w:t>
+            </w:r>
+          </w:p>
+        </w:tc>
+        <w:tc>
+          <w:tcPr>
+            <w:tcW w:type="dxa" w:w="4915"/>
+            <w:shd w:fill="11304E" w:color="auto" w:val="clear"/>
+            <w:tcMar>
+              <w:top w:type="dxa" w:w="90"/>
+              <w:left w:type="dxa" w:w="130"/>
+              <w:bottom w:type="dxa" w:w="90"/>
+              <w:right w:type="dxa" w:w="130"/>
+            </w:tcMar>
+            <w:vAlign w:val="center"/>
+          </w:tcPr>
+          <w:p>
+            <w:pPr>
+              <w:spacing w:after="40" w:before="40" w:line="252"/>
+              <w:jc w:val="left"/>
+            </w:pPr>
+            <w:r>
+              <w:rPr>
+                <w:b/>
+                <w:bCs/>
+                <w:i w:val="false"/>
+                <w:iCs w:val="false"/>
+                <w:color w:val="FFFFFF"/>
+                <w:sz w:val="18"/>
+                <w:szCs w:val="18"/>
+              </w:rPr>
+              <w:t xml:space="preserve">What it is</w:t>
+            </w:r>
+          </w:p>
+        </w:tc>
+        <w:tc>
+          <w:tcPr>
+            <w:tcW w:type="dxa" w:w="3085"/>
+            <w:shd w:fill="11304E" w:color="auto" w:val="clear"/>
+            <w:tcMar>
+              <w:top w:type="dxa" w:w="90"/>
+              <w:left w:type="dxa" w:w="130"/>
+              <w:bottom w:type="dxa" w:w="90"/>
+              <w:right w:type="dxa" w:w="130"/>
+            </w:tcMar>
+            <w:vAlign w:val="center"/>
+          </w:tcPr>
+          <w:p>
+            <w:pPr>
+              <w:spacing w:after="40" w:before="40" w:line="252"/>
+              <w:jc w:val="left"/>
+            </w:pPr>
+            <w:r>
+              <w:rPr>
+                <w:b/>
+                <w:bCs/>
+                <w:i w:val="false"/>
+                <w:iCs w:val="false"/>
+                <w:color w:val="FFFFFF"/>
+                <w:sz w:val="18"/>
+                <w:szCs w:val="18"/>
+              </w:rPr>
+              <w:t xml:space="preserve">How it is written in this document</w:t>
             </w:r>
           </w:p>
         </w:tc>
@@ -51891,7 +52216,7 @@
         </w:trPr>
         <w:tc>
           <w:tcPr>
-            <w:tcW w:type="dxa" w:w="2313"/>
+            <w:tcW w:type="dxa" w:w="1638"/>
             <w:tcMar>
               <w:top w:type="dxa" w:w="90"/>
               <w:left w:type="dxa" w:w="130"/>
@@ -51915,37 +52240,937 @@
                 <w:sz w:val="18"/>
                 <w:szCs w:val="18"/>
               </w:rPr>
-              <w:t xml:space="preserve">S02-G3 / S02-G4</w:t>
-            </w:r>
-          </w:p>
-        </w:tc>
-        <w:tc>
-          <w:tcPr>
-            <w:tcW w:type="dxa" w:w="7325"/>
-            <w:tcMar>
-              <w:top w:type="dxa" w:w="90"/>
-              <w:left w:type="dxa" w:w="130"/>
-              <w:bottom w:type="dxa" w:w="90"/>
-              <w:right w:type="dxa" w:w="130"/>
-            </w:tcMar>
-            <w:vAlign w:val="top"/>
-          </w:tcPr>
-          <w:p>
-            <w:pPr>
-              <w:spacing w:after="40" w:before="40" w:line="252"/>
-              <w:jc w:val="left"/>
-            </w:pPr>
-            <w:r>
-              <w:rPr>
-                <w:b w:val="false"/>
-                <w:bCs w:val="false"/>
-                <w:i w:val="false"/>
-                <w:iCs w:val="false"/>
-                <w:color w:val="222629"/>
-                <w:sz w:val="18"/>
-                <w:szCs w:val="18"/>
-              </w:rPr>
-              <w:t xml:space="preserve">The two gate criteria at the regulatory-framing stage that require a signed consent rule pack and a signed suitability rule pack respectively, each at evidence level E2.</w:t>
+              <w:t xml:space="preserve">R0</w:t>
+            </w:r>
+          </w:p>
+        </w:tc>
+        <w:tc>
+          <w:tcPr>
+            <w:tcW w:type="dxa" w:w="4915"/>
+            <w:tcMar>
+              <w:top w:type="dxa" w:w="90"/>
+              <w:left w:type="dxa" w:w="130"/>
+              <w:bottom w:type="dxa" w:w="90"/>
+              <w:right w:type="dxa" w:w="130"/>
+            </w:tcMar>
+            <w:vAlign w:val="top"/>
+          </w:tcPr>
+          <w:p>
+            <w:pPr>
+              <w:spacing w:after="40" w:before="40" w:line="252"/>
+              <w:jc w:val="left"/>
+            </w:pPr>
+            <w:r>
+              <w:rPr>
+                <w:b w:val="false"/>
+                <w:bCs w:val="false"/>
+                <w:i w:val="false"/>
+                <w:iCs w:val="false"/>
+                <w:color w:val="222629"/>
+                <w:sz w:val="18"/>
+                <w:szCs w:val="18"/>
+              </w:rPr>
+              <w:t xml:space="preserve">The internal label for the first release of the platform — Life products, existing bank customers, relationship-manager assisted.</w:t>
+            </w:r>
+          </w:p>
+        </w:tc>
+        <w:tc>
+          <w:tcPr>
+            <w:tcW w:type="dxa" w:w="3085"/>
+            <w:tcMar>
+              <w:top w:type="dxa" w:w="90"/>
+              <w:left w:type="dxa" w:w="130"/>
+              <w:bottom w:type="dxa" w:w="90"/>
+              <w:right w:type="dxa" w:w="130"/>
+            </w:tcMar>
+            <w:vAlign w:val="top"/>
+          </w:tcPr>
+          <w:p>
+            <w:pPr>
+              <w:spacing w:after="40" w:before="40" w:line="252"/>
+              <w:jc w:val="left"/>
+            </w:pPr>
+            <w:r>
+              <w:rPr>
+                <w:b w:val="false"/>
+                <w:bCs w:val="false"/>
+                <w:i w:val="false"/>
+                <w:iCs w:val="false"/>
+                <w:color w:val="222629"/>
+                <w:sz w:val="18"/>
+                <w:szCs w:val="18"/>
+              </w:rPr>
+              <w:t xml:space="preserve">"The first release" throughout.</w:t>
+            </w:r>
+          </w:p>
+        </w:tc>
+      </w:tr>
+      <w:tr>
+        <w:trPr>
+          <w:cantSplit/>
+        </w:trPr>
+        <w:tc>
+          <w:tcPr>
+            <w:tcW w:type="dxa" w:w="1638"/>
+            <w:shd w:fill="F1F5F8" w:color="auto" w:val="clear"/>
+            <w:tcMar>
+              <w:top w:type="dxa" w:w="90"/>
+              <w:left w:type="dxa" w:w="130"/>
+              <w:bottom w:type="dxa" w:w="90"/>
+              <w:right w:type="dxa" w:w="130"/>
+            </w:tcMar>
+            <w:vAlign w:val="top"/>
+          </w:tcPr>
+          <w:p>
+            <w:pPr>
+              <w:spacing w:after="40" w:before="40" w:line="252"/>
+              <w:jc w:val="left"/>
+            </w:pPr>
+            <w:r>
+              <w:rPr>
+                <w:b/>
+                <w:bCs/>
+                <w:i w:val="false"/>
+                <w:iCs w:val="false"/>
+                <w:color w:val="222629"/>
+                <w:sz w:val="18"/>
+                <w:szCs w:val="18"/>
+              </w:rPr>
+              <w:t xml:space="preserve">GAP-006</w:t>
+            </w:r>
+          </w:p>
+        </w:tc>
+        <w:tc>
+          <w:tcPr>
+            <w:tcW w:type="dxa" w:w="4915"/>
+            <w:shd w:fill="F1F5F8" w:color="auto" w:val="clear"/>
+            <w:tcMar>
+              <w:top w:type="dxa" w:w="90"/>
+              <w:left w:type="dxa" w:w="130"/>
+              <w:bottom w:type="dxa" w:w="90"/>
+              <w:right w:type="dxa" w:w="130"/>
+            </w:tcMar>
+            <w:vAlign w:val="top"/>
+          </w:tcPr>
+          <w:p>
+            <w:pPr>
+              <w:spacing w:after="40" w:before="40" w:line="252"/>
+              <w:jc w:val="left"/>
+            </w:pPr>
+            <w:r>
+              <w:rPr>
+                <w:b w:val="false"/>
+                <w:bCs w:val="false"/>
+                <w:i w:val="false"/>
+                <w:iCs w:val="false"/>
+                <w:color w:val="222629"/>
+                <w:sz w:val="18"/>
+                <w:szCs w:val="18"/>
+              </w:rPr>
+              <w:t xml:space="preserve">The entry in the programme’s issue register recording that the consent rules were not executable.</w:t>
+            </w:r>
+          </w:p>
+        </w:tc>
+        <w:tc>
+          <w:tcPr>
+            <w:tcW w:type="dxa" w:w="3085"/>
+            <w:shd w:fill="F1F5F8" w:color="auto" w:val="clear"/>
+            <w:tcMar>
+              <w:top w:type="dxa" w:w="90"/>
+              <w:left w:type="dxa" w:w="130"/>
+              <w:bottom w:type="dxa" w:w="90"/>
+              <w:right w:type="dxa" w:w="130"/>
+            </w:tcMar>
+            <w:vAlign w:val="top"/>
+          </w:tcPr>
+          <w:p>
+            <w:pPr>
+              <w:spacing w:after="40" w:before="40" w:line="252"/>
+              <w:jc w:val="left"/>
+            </w:pPr>
+            <w:r>
+              <w:rPr>
+                <w:b w:val="false"/>
+                <w:bCs w:val="false"/>
+                <w:i w:val="false"/>
+                <w:iCs w:val="false"/>
+                <w:color w:val="222629"/>
+                <w:sz w:val="18"/>
+                <w:szCs w:val="18"/>
+              </w:rPr>
+              <w:t xml:space="preserve">Described in words as one of the two blocking issues.</w:t>
+            </w:r>
+          </w:p>
+        </w:tc>
+      </w:tr>
+      <w:tr>
+        <w:trPr>
+          <w:cantSplit/>
+        </w:trPr>
+        <w:tc>
+          <w:tcPr>
+            <w:tcW w:type="dxa" w:w="1638"/>
+            <w:tcMar>
+              <w:top w:type="dxa" w:w="90"/>
+              <w:left w:type="dxa" w:w="130"/>
+              <w:bottom w:type="dxa" w:w="90"/>
+              <w:right w:type="dxa" w:w="130"/>
+            </w:tcMar>
+            <w:vAlign w:val="top"/>
+          </w:tcPr>
+          <w:p>
+            <w:pPr>
+              <w:spacing w:after="40" w:before="40" w:line="252"/>
+              <w:jc w:val="left"/>
+            </w:pPr>
+            <w:r>
+              <w:rPr>
+                <w:b/>
+                <w:bCs/>
+                <w:i w:val="false"/>
+                <w:iCs w:val="false"/>
+                <w:color w:val="222629"/>
+                <w:sz w:val="18"/>
+                <w:szCs w:val="18"/>
+              </w:rPr>
+              <w:t xml:space="preserve">GAP-007</w:t>
+            </w:r>
+          </w:p>
+        </w:tc>
+        <w:tc>
+          <w:tcPr>
+            <w:tcW w:type="dxa" w:w="4915"/>
+            <w:tcMar>
+              <w:top w:type="dxa" w:w="90"/>
+              <w:left w:type="dxa" w:w="130"/>
+              <w:bottom w:type="dxa" w:w="90"/>
+              <w:right w:type="dxa" w:w="130"/>
+            </w:tcMar>
+            <w:vAlign w:val="top"/>
+          </w:tcPr>
+          <w:p>
+            <w:pPr>
+              <w:spacing w:after="40" w:before="40" w:line="252"/>
+              <w:jc w:val="left"/>
+            </w:pPr>
+            <w:r>
+              <w:rPr>
+                <w:b w:val="false"/>
+                <w:bCs w:val="false"/>
+                <w:i w:val="false"/>
+                <w:iCs w:val="false"/>
+                <w:color w:val="222629"/>
+                <w:sz w:val="18"/>
+                <w:szCs w:val="18"/>
+              </w:rPr>
+              <w:t xml:space="preserve">The entry recording that the suitability content and override policy were unknown.</w:t>
+            </w:r>
+          </w:p>
+        </w:tc>
+        <w:tc>
+          <w:tcPr>
+            <w:tcW w:type="dxa" w:w="3085"/>
+            <w:tcMar>
+              <w:top w:type="dxa" w:w="90"/>
+              <w:left w:type="dxa" w:w="130"/>
+              <w:bottom w:type="dxa" w:w="90"/>
+              <w:right w:type="dxa" w:w="130"/>
+            </w:tcMar>
+            <w:vAlign w:val="top"/>
+          </w:tcPr>
+          <w:p>
+            <w:pPr>
+              <w:spacing w:after="40" w:before="40" w:line="252"/>
+              <w:jc w:val="left"/>
+            </w:pPr>
+            <w:r>
+              <w:rPr>
+                <w:b w:val="false"/>
+                <w:bCs w:val="false"/>
+                <w:i w:val="false"/>
+                <w:iCs w:val="false"/>
+                <w:color w:val="222629"/>
+                <w:sz w:val="18"/>
+                <w:szCs w:val="18"/>
+              </w:rPr>
+              <w:t xml:space="preserve">Described in words as the second blocking issue.</w:t>
+            </w:r>
+          </w:p>
+        </w:tc>
+      </w:tr>
+      <w:tr>
+        <w:trPr>
+          <w:cantSplit/>
+        </w:trPr>
+        <w:tc>
+          <w:tcPr>
+            <w:tcW w:type="dxa" w:w="1638"/>
+            <w:shd w:fill="F1F5F8" w:color="auto" w:val="clear"/>
+            <w:tcMar>
+              <w:top w:type="dxa" w:w="90"/>
+              <w:left w:type="dxa" w:w="130"/>
+              <w:bottom w:type="dxa" w:w="90"/>
+              <w:right w:type="dxa" w:w="130"/>
+            </w:tcMar>
+            <w:vAlign w:val="top"/>
+          </w:tcPr>
+          <w:p>
+            <w:pPr>
+              <w:spacing w:after="40" w:before="40" w:line="252"/>
+              <w:jc w:val="left"/>
+            </w:pPr>
+            <w:r>
+              <w:rPr>
+                <w:b/>
+                <w:bCs/>
+                <w:i w:val="false"/>
+                <w:iCs w:val="false"/>
+                <w:color w:val="222629"/>
+                <w:sz w:val="18"/>
+                <w:szCs w:val="18"/>
+              </w:rPr>
+              <w:t xml:space="preserve">P0</w:t>
+            </w:r>
+          </w:p>
+        </w:tc>
+        <w:tc>
+          <w:tcPr>
+            <w:tcW w:type="dxa" w:w="4915"/>
+            <w:shd w:fill="F1F5F8" w:color="auto" w:val="clear"/>
+            <w:tcMar>
+              <w:top w:type="dxa" w:w="90"/>
+              <w:left w:type="dxa" w:w="130"/>
+              <w:bottom w:type="dxa" w:w="90"/>
+              <w:right w:type="dxa" w:w="130"/>
+            </w:tcMar>
+            <w:vAlign w:val="top"/>
+          </w:tcPr>
+          <w:p>
+            <w:pPr>
+              <w:spacing w:after="40" w:before="40" w:line="252"/>
+              <w:jc w:val="left"/>
+            </w:pPr>
+            <w:r>
+              <w:rPr>
+                <w:b w:val="false"/>
+                <w:bCs w:val="false"/>
+                <w:i w:val="false"/>
+                <w:iCs w:val="false"/>
+                <w:color w:val="222629"/>
+                <w:sz w:val="18"/>
+                <w:szCs w:val="18"/>
+              </w:rPr>
+              <w:t xml:space="preserve">The programme’s highest issue severity. An open item at this severity freezes development.</w:t>
+            </w:r>
+          </w:p>
+        </w:tc>
+        <w:tc>
+          <w:tcPr>
+            <w:tcW w:type="dxa" w:w="3085"/>
+            <w:shd w:fill="F1F5F8" w:color="auto" w:val="clear"/>
+            <w:tcMar>
+              <w:top w:type="dxa" w:w="90"/>
+              <w:left w:type="dxa" w:w="130"/>
+              <w:bottom w:type="dxa" w:w="90"/>
+              <w:right w:type="dxa" w:w="130"/>
+            </w:tcMar>
+            <w:vAlign w:val="top"/>
+          </w:tcPr>
+          <w:p>
+            <w:pPr>
+              <w:spacing w:after="40" w:before="40" w:line="252"/>
+              <w:jc w:val="left"/>
+            </w:pPr>
+            <w:r>
+              <w:rPr>
+                <w:b w:val="false"/>
+                <w:bCs w:val="false"/>
+                <w:i w:val="false"/>
+                <w:iCs w:val="false"/>
+                <w:color w:val="222629"/>
+                <w:sz w:val="18"/>
+                <w:szCs w:val="18"/>
+              </w:rPr>
+              <w:t xml:space="preserve">"Highest severity; development cannot start while it is open."</w:t>
+            </w:r>
+          </w:p>
+        </w:tc>
+      </w:tr>
+      <w:tr>
+        <w:trPr>
+          <w:cantSplit/>
+        </w:trPr>
+        <w:tc>
+          <w:tcPr>
+            <w:tcW w:type="dxa" w:w="1638"/>
+            <w:tcMar>
+              <w:top w:type="dxa" w:w="90"/>
+              <w:left w:type="dxa" w:w="130"/>
+              <w:bottom w:type="dxa" w:w="90"/>
+              <w:right w:type="dxa" w:w="130"/>
+            </w:tcMar>
+            <w:vAlign w:val="top"/>
+          </w:tcPr>
+          <w:p>
+            <w:pPr>
+              <w:spacing w:after="40" w:before="40" w:line="252"/>
+              <w:jc w:val="left"/>
+            </w:pPr>
+            <w:r>
+              <w:rPr>
+                <w:b/>
+                <w:bCs/>
+                <w:i w:val="false"/>
+                <w:iCs w:val="false"/>
+                <w:color w:val="222629"/>
+                <w:sz w:val="18"/>
+                <w:szCs w:val="18"/>
+              </w:rPr>
+              <w:t xml:space="preserve">S02-G3</w:t>
+            </w:r>
+          </w:p>
+        </w:tc>
+        <w:tc>
+          <w:tcPr>
+            <w:tcW w:type="dxa" w:w="4915"/>
+            <w:tcMar>
+              <w:top w:type="dxa" w:w="90"/>
+              <w:left w:type="dxa" w:w="130"/>
+              <w:bottom w:type="dxa" w:w="90"/>
+              <w:right w:type="dxa" w:w="130"/>
+            </w:tcMar>
+            <w:vAlign w:val="top"/>
+          </w:tcPr>
+          <w:p>
+            <w:pPr>
+              <w:spacing w:after="40" w:before="40" w:line="252"/>
+              <w:jc w:val="left"/>
+            </w:pPr>
+            <w:r>
+              <w:rPr>
+                <w:b w:val="false"/>
+                <w:bCs w:val="false"/>
+                <w:i w:val="false"/>
+                <w:iCs w:val="false"/>
+                <w:color w:val="222629"/>
+                <w:sz w:val="18"/>
+                <w:szCs w:val="18"/>
+              </w:rPr>
+              <w:t xml:space="preserve">The approval checkpoint that requires a consent rule pack reviewed and signed by Compliance before the stage can close.</w:t>
+            </w:r>
+          </w:p>
+        </w:tc>
+        <w:tc>
+          <w:tcPr>
+            <w:tcW w:type="dxa" w:w="3085"/>
+            <w:tcMar>
+              <w:top w:type="dxa" w:w="90"/>
+              <w:left w:type="dxa" w:w="130"/>
+              <w:bottom w:type="dxa" w:w="90"/>
+              <w:right w:type="dxa" w:w="130"/>
+            </w:tcMar>
+            <w:vAlign w:val="top"/>
+          </w:tcPr>
+          <w:p>
+            <w:pPr>
+              <w:spacing w:after="40" w:before="40" w:line="252"/>
+              <w:jc w:val="left"/>
+            </w:pPr>
+            <w:r>
+              <w:rPr>
+                <w:b w:val="false"/>
+                <w:bCs w:val="false"/>
+                <w:i w:val="false"/>
+                <w:iCs w:val="false"/>
+                <w:color w:val="222629"/>
+                <w:sz w:val="18"/>
+                <w:szCs w:val="18"/>
+              </w:rPr>
+              <w:t xml:space="preserve">"The consent approval checkpoint."</w:t>
+            </w:r>
+          </w:p>
+        </w:tc>
+      </w:tr>
+      <w:tr>
+        <w:trPr>
+          <w:cantSplit/>
+        </w:trPr>
+        <w:tc>
+          <w:tcPr>
+            <w:tcW w:type="dxa" w:w="1638"/>
+            <w:shd w:fill="F1F5F8" w:color="auto" w:val="clear"/>
+            <w:tcMar>
+              <w:top w:type="dxa" w:w="90"/>
+              <w:left w:type="dxa" w:w="130"/>
+              <w:bottom w:type="dxa" w:w="90"/>
+              <w:right w:type="dxa" w:w="130"/>
+            </w:tcMar>
+            <w:vAlign w:val="top"/>
+          </w:tcPr>
+          <w:p>
+            <w:pPr>
+              <w:spacing w:after="40" w:before="40" w:line="252"/>
+              <w:jc w:val="left"/>
+            </w:pPr>
+            <w:r>
+              <w:rPr>
+                <w:b/>
+                <w:bCs/>
+                <w:i w:val="false"/>
+                <w:iCs w:val="false"/>
+                <w:color w:val="222629"/>
+                <w:sz w:val="18"/>
+                <w:szCs w:val="18"/>
+              </w:rPr>
+              <w:t xml:space="preserve">S02-G4</w:t>
+            </w:r>
+          </w:p>
+        </w:tc>
+        <w:tc>
+          <w:tcPr>
+            <w:tcW w:type="dxa" w:w="4915"/>
+            <w:shd w:fill="F1F5F8" w:color="auto" w:val="clear"/>
+            <w:tcMar>
+              <w:top w:type="dxa" w:w="90"/>
+              <w:left w:type="dxa" w:w="130"/>
+              <w:bottom w:type="dxa" w:w="90"/>
+              <w:right w:type="dxa" w:w="130"/>
+            </w:tcMar>
+            <w:vAlign w:val="top"/>
+          </w:tcPr>
+          <w:p>
+            <w:pPr>
+              <w:spacing w:after="40" w:before="40" w:line="252"/>
+              <w:jc w:val="left"/>
+            </w:pPr>
+            <w:r>
+              <w:rPr>
+                <w:b w:val="false"/>
+                <w:bCs w:val="false"/>
+                <w:i w:val="false"/>
+                <w:iCs w:val="false"/>
+                <w:color w:val="222629"/>
+                <w:sz w:val="18"/>
+                <w:szCs w:val="18"/>
+              </w:rPr>
+              <w:t xml:space="preserve">The equivalent checkpoint for the suitability rule pack.</w:t>
+            </w:r>
+          </w:p>
+        </w:tc>
+        <w:tc>
+          <w:tcPr>
+            <w:tcW w:type="dxa" w:w="3085"/>
+            <w:shd w:fill="F1F5F8" w:color="auto" w:val="clear"/>
+            <w:tcMar>
+              <w:top w:type="dxa" w:w="90"/>
+              <w:left w:type="dxa" w:w="130"/>
+              <w:bottom w:type="dxa" w:w="90"/>
+              <w:right w:type="dxa" w:w="130"/>
+            </w:tcMar>
+            <w:vAlign w:val="top"/>
+          </w:tcPr>
+          <w:p>
+            <w:pPr>
+              <w:spacing w:after="40" w:before="40" w:line="252"/>
+              <w:jc w:val="left"/>
+            </w:pPr>
+            <w:r>
+              <w:rPr>
+                <w:b w:val="false"/>
+                <w:bCs w:val="false"/>
+                <w:i w:val="false"/>
+                <w:iCs w:val="false"/>
+                <w:color w:val="222629"/>
+                <w:sz w:val="18"/>
+                <w:szCs w:val="18"/>
+              </w:rPr>
+              <w:t xml:space="preserve">"The suitability approval checkpoint."</w:t>
+            </w:r>
+          </w:p>
+        </w:tc>
+      </w:tr>
+      <w:tr>
+        <w:trPr>
+          <w:cantSplit/>
+        </w:trPr>
+        <w:tc>
+          <w:tcPr>
+            <w:tcW w:type="dxa" w:w="1638"/>
+            <w:tcMar>
+              <w:top w:type="dxa" w:w="90"/>
+              <w:left w:type="dxa" w:w="130"/>
+              <w:bottom w:type="dxa" w:w="90"/>
+              <w:right w:type="dxa" w:w="130"/>
+            </w:tcMar>
+            <w:vAlign w:val="top"/>
+          </w:tcPr>
+          <w:p>
+            <w:pPr>
+              <w:spacing w:after="40" w:before="40" w:line="252"/>
+              <w:jc w:val="left"/>
+            </w:pPr>
+            <w:r>
+              <w:rPr>
+                <w:b/>
+                <w:bCs/>
+                <w:i w:val="false"/>
+                <w:iCs w:val="false"/>
+                <w:color w:val="222629"/>
+                <w:sz w:val="18"/>
+                <w:szCs w:val="18"/>
+              </w:rPr>
+              <w:t xml:space="preserve">E1, E2, E3, E4</w:t>
+            </w:r>
+          </w:p>
+        </w:tc>
+        <w:tc>
+          <w:tcPr>
+            <w:tcW w:type="dxa" w:w="4915"/>
+            <w:tcMar>
+              <w:top w:type="dxa" w:w="90"/>
+              <w:left w:type="dxa" w:w="130"/>
+              <w:bottom w:type="dxa" w:w="90"/>
+              <w:right w:type="dxa" w:w="130"/>
+            </w:tcMar>
+            <w:vAlign w:val="top"/>
+          </w:tcPr>
+          <w:p>
+            <w:pPr>
+              <w:spacing w:after="40" w:before="40" w:line="252"/>
+              <w:jc w:val="left"/>
+            </w:pPr>
+            <w:r>
+              <w:rPr>
+                <w:b w:val="false"/>
+                <w:bCs w:val="false"/>
+                <w:i w:val="false"/>
+                <w:iCs w:val="false"/>
+                <w:color w:val="222629"/>
+                <w:sz w:val="18"/>
+                <w:szCs w:val="18"/>
+              </w:rPr>
+              <w:t xml:space="preserve">The programme’s four grades of evidence: the document exists; reviewed and signed; run and observed; run, observed and repeatable. This approval produces the second grade.</w:t>
+            </w:r>
+          </w:p>
+        </w:tc>
+        <w:tc>
+          <w:tcPr>
+            <w:tcW w:type="dxa" w:w="3085"/>
+            <w:tcMar>
+              <w:top w:type="dxa" w:w="90"/>
+              <w:left w:type="dxa" w:w="130"/>
+              <w:bottom w:type="dxa" w:w="90"/>
+              <w:right w:type="dxa" w:w="130"/>
+            </w:tcMar>
+            <w:vAlign w:val="top"/>
+          </w:tcPr>
+          <w:p>
+            <w:pPr>
+              <w:spacing w:after="40" w:before="40" w:line="252"/>
+              <w:jc w:val="left"/>
+            </w:pPr>
+            <w:r>
+              <w:rPr>
+                <w:b w:val="false"/>
+                <w:bCs w:val="false"/>
+                <w:i w:val="false"/>
+                <w:iCs w:val="false"/>
+                <w:color w:val="222629"/>
+                <w:sz w:val="18"/>
+                <w:szCs w:val="18"/>
+              </w:rPr>
+              <w:t xml:space="preserve">Described in plain words in §4, without the codes.</w:t>
+            </w:r>
+          </w:p>
+        </w:tc>
+      </w:tr>
+      <w:tr>
+        <w:trPr>
+          <w:cantSplit/>
+        </w:trPr>
+        <w:tc>
+          <w:tcPr>
+            <w:tcW w:type="dxa" w:w="1638"/>
+            <w:shd w:fill="F1F5F8" w:color="auto" w:val="clear"/>
+            <w:tcMar>
+              <w:top w:type="dxa" w:w="90"/>
+              <w:left w:type="dxa" w:w="130"/>
+              <w:bottom w:type="dxa" w:w="90"/>
+              <w:right w:type="dxa" w:w="130"/>
+            </w:tcMar>
+            <w:vAlign w:val="top"/>
+          </w:tcPr>
+          <w:p>
+            <w:pPr>
+              <w:spacing w:after="40" w:before="40" w:line="252"/>
+              <w:jc w:val="left"/>
+            </w:pPr>
+            <w:r>
+              <w:rPr>
+                <w:b/>
+                <w:bCs/>
+                <w:i w:val="false"/>
+                <w:iCs w:val="false"/>
+                <w:color w:val="222629"/>
+                <w:sz w:val="18"/>
+                <w:szCs w:val="18"/>
+              </w:rPr>
+              <w:t xml:space="preserve">CNS-Rnn, SUIT-Rnn</w:t>
+            </w:r>
+          </w:p>
+        </w:tc>
+        <w:tc>
+          <w:tcPr>
+            <w:tcW w:type="dxa" w:w="4915"/>
+            <w:shd w:fill="F1F5F8" w:color="auto" w:val="clear"/>
+            <w:tcMar>
+              <w:top w:type="dxa" w:w="90"/>
+              <w:left w:type="dxa" w:w="130"/>
+              <w:bottom w:type="dxa" w:w="90"/>
+              <w:right w:type="dxa" w:w="130"/>
+            </w:tcMar>
+            <w:vAlign w:val="top"/>
+          </w:tcPr>
+          <w:p>
+            <w:pPr>
+              <w:spacing w:after="40" w:before="40" w:line="252"/>
+              <w:jc w:val="left"/>
+            </w:pPr>
+            <w:r>
+              <w:rPr>
+                <w:b w:val="false"/>
+                <w:bCs w:val="false"/>
+                <w:i w:val="false"/>
+                <w:iCs w:val="false"/>
+                <w:color w:val="222629"/>
+                <w:sz w:val="18"/>
+                <w:szCs w:val="18"/>
+              </w:rPr>
+              <w:t xml:space="preserve">The permanent identifiers of individual rules in the two packs. These do appear throughout, because they are how a specific rule is amended or cited.</w:t>
+            </w:r>
+          </w:p>
+        </w:tc>
+        <w:tc>
+          <w:tcPr>
+            <w:tcW w:type="dxa" w:w="3085"/>
+            <w:shd w:fill="F1F5F8" w:color="auto" w:val="clear"/>
+            <w:tcMar>
+              <w:top w:type="dxa" w:w="90"/>
+              <w:left w:type="dxa" w:w="130"/>
+              <w:bottom w:type="dxa" w:w="90"/>
+              <w:right w:type="dxa" w:w="130"/>
+            </w:tcMar>
+            <w:vAlign w:val="top"/>
+          </w:tcPr>
+          <w:p>
+            <w:pPr>
+              <w:spacing w:after="40" w:before="40" w:line="252"/>
+              <w:jc w:val="left"/>
+            </w:pPr>
+            <w:r>
+              <w:rPr>
+                <w:b w:val="false"/>
+                <w:bCs w:val="false"/>
+                <w:i w:val="false"/>
+                <w:iCs w:val="false"/>
+                <w:color w:val="222629"/>
+                <w:sz w:val="18"/>
+                <w:szCs w:val="18"/>
+              </w:rPr>
+              <w:t xml:space="preserve">Used as written; conventions explained in §5.</w:t>
+            </w:r>
+          </w:p>
+        </w:tc>
+      </w:tr>
+      <w:tr>
+        <w:trPr>
+          <w:cantSplit/>
+        </w:trPr>
+        <w:tc>
+          <w:tcPr>
+            <w:tcW w:type="dxa" w:w="1638"/>
+            <w:tcMar>
+              <w:top w:type="dxa" w:w="90"/>
+              <w:left w:type="dxa" w:w="130"/>
+              <w:bottom w:type="dxa" w:w="90"/>
+              <w:right w:type="dxa" w:w="130"/>
+            </w:tcMar>
+            <w:vAlign w:val="top"/>
+          </w:tcPr>
+          <w:p>
+            <w:pPr>
+              <w:spacing w:after="40" w:before="40" w:line="252"/>
+              <w:jc w:val="left"/>
+            </w:pPr>
+            <w:r>
+              <w:rPr>
+                <w:b/>
+                <w:bCs/>
+                <w:i w:val="false"/>
+                <w:iCs w:val="false"/>
+                <w:color w:val="222629"/>
+                <w:sz w:val="18"/>
+                <w:szCs w:val="18"/>
+              </w:rPr>
+              <w:t xml:space="preserve">OPEN-CNS-nn, OPEN-SUIT-nn</w:t>
+            </w:r>
+          </w:p>
+        </w:tc>
+        <w:tc>
+          <w:tcPr>
+            <w:tcW w:type="dxa" w:w="4915"/>
+            <w:tcMar>
+              <w:top w:type="dxa" w:w="90"/>
+              <w:left w:type="dxa" w:w="130"/>
+              <w:bottom w:type="dxa" w:w="90"/>
+              <w:right w:type="dxa" w:w="130"/>
+            </w:tcMar>
+            <w:vAlign w:val="top"/>
+          </w:tcPr>
+          <w:p>
+            <w:pPr>
+              <w:spacing w:after="40" w:before="40" w:line="252"/>
+              <w:jc w:val="left"/>
+            </w:pPr>
+            <w:r>
+              <w:rPr>
+                <w:b w:val="false"/>
+                <w:bCs w:val="false"/>
+                <w:i w:val="false"/>
+                <w:iCs w:val="false"/>
+                <w:color w:val="222629"/>
+                <w:sz w:val="18"/>
+                <w:szCs w:val="18"/>
+              </w:rPr>
+              <w:t xml:space="preserve">The identifiers of open questions carried out of each pack for Compliance to determine.</w:t>
+            </w:r>
+          </w:p>
+        </w:tc>
+        <w:tc>
+          <w:tcPr>
+            <w:tcW w:type="dxa" w:w="3085"/>
+            <w:tcMar>
+              <w:top w:type="dxa" w:w="90"/>
+              <w:left w:type="dxa" w:w="130"/>
+              <w:bottom w:type="dxa" w:w="90"/>
+              <w:right w:type="dxa" w:w="130"/>
+            </w:tcMar>
+            <w:vAlign w:val="top"/>
+          </w:tcPr>
+          <w:p>
+            <w:pPr>
+              <w:spacing w:after="40" w:before="40" w:line="252"/>
+              <w:jc w:val="left"/>
+            </w:pPr>
+            <w:r>
+              <w:rPr>
+                <w:b w:val="false"/>
+                <w:bCs w:val="false"/>
+                <w:i w:val="false"/>
+                <w:iCs w:val="false"/>
+                <w:color w:val="222629"/>
+                <w:sz w:val="18"/>
+                <w:szCs w:val="18"/>
+              </w:rPr>
+              <w:t xml:space="preserve">Used as written; all are listed in §8.</w:t>
+            </w:r>
+          </w:p>
+        </w:tc>
+      </w:tr>
+      <w:tr>
+        <w:trPr>
+          <w:cantSplit/>
+        </w:trPr>
+        <w:tc>
+          <w:tcPr>
+            <w:tcW w:type="dxa" w:w="1638"/>
+            <w:shd w:fill="F1F5F8" w:color="auto" w:val="clear"/>
+            <w:tcMar>
+              <w:top w:type="dxa" w:w="90"/>
+              <w:left w:type="dxa" w:w="130"/>
+              <w:bottom w:type="dxa" w:w="90"/>
+              <w:right w:type="dxa" w:w="130"/>
+            </w:tcMar>
+            <w:vAlign w:val="top"/>
+          </w:tcPr>
+          <w:p>
+            <w:pPr>
+              <w:spacing w:after="40" w:before="40" w:line="252"/>
+              <w:jc w:val="left"/>
+            </w:pPr>
+            <w:r>
+              <w:rPr>
+                <w:b/>
+                <w:bCs/>
+                <w:i w:val="false"/>
+                <w:iCs w:val="false"/>
+                <w:color w:val="222629"/>
+                <w:sz w:val="18"/>
+                <w:szCs w:val="18"/>
+              </w:rPr>
+              <w:t xml:space="preserve">SUIT-ALGO-LIFE-v1.0</w:t>
+            </w:r>
+          </w:p>
+        </w:tc>
+        <w:tc>
+          <w:tcPr>
+            <w:tcW w:type="dxa" w:w="4915"/>
+            <w:shd w:fill="F1F5F8" w:color="auto" w:val="clear"/>
+            <w:tcMar>
+              <w:top w:type="dxa" w:w="90"/>
+              <w:left w:type="dxa" w:w="130"/>
+              <w:bottom w:type="dxa" w:w="90"/>
+              <w:right w:type="dxa" w:w="130"/>
+            </w:tcMar>
+            <w:vAlign w:val="top"/>
+          </w:tcPr>
+          <w:p>
+            <w:pPr>
+              <w:spacing w:after="40" w:before="40" w:line="252"/>
+              <w:jc w:val="left"/>
+            </w:pPr>
+            <w:r>
+              <w:rPr>
+                <w:b w:val="false"/>
+                <w:bCs w:val="false"/>
+                <w:i w:val="false"/>
+                <w:iCs w:val="false"/>
+                <w:color w:val="222629"/>
+                <w:sz w:val="18"/>
+                <w:szCs w:val="18"/>
+              </w:rPr>
+              <w:t xml:space="preserve">The version identifier of the suitability algorithm being submitted. It is recorded on every assessment so that any past assessment can be reproduced.</w:t>
+            </w:r>
+          </w:p>
+        </w:tc>
+        <w:tc>
+          <w:tcPr>
+            <w:tcW w:type="dxa" w:w="3085"/>
+            <w:shd w:fill="F1F5F8" w:color="auto" w:val="clear"/>
+            <w:tcMar>
+              <w:top w:type="dxa" w:w="90"/>
+              <w:left w:type="dxa" w:w="130"/>
+              <w:bottom w:type="dxa" w:w="90"/>
+              <w:right w:type="dxa" w:w="130"/>
+            </w:tcMar>
+            <w:vAlign w:val="top"/>
+          </w:tcPr>
+          <w:p>
+            <w:pPr>
+              <w:spacing w:after="40" w:before="40" w:line="252"/>
+              <w:jc w:val="left"/>
+            </w:pPr>
+            <w:r>
+              <w:rPr>
+                <w:b w:val="false"/>
+                <w:bCs w:val="false"/>
+                <w:i w:val="false"/>
+                <w:iCs w:val="false"/>
+                <w:color w:val="222629"/>
+                <w:sz w:val="18"/>
+                <w:szCs w:val="18"/>
+              </w:rPr>
+              <w:t xml:space="preserve">Used as written.</w:t>
             </w:r>
           </w:p>
         </w:tc>
